--- a/output/drafts/main_report.docx
+++ b/output/drafts/main_report.docx
@@ -15,7 +15,7 @@
         <w:pStyle w:val="Date"/>
       </w:pPr>
       <w:r>
-        <w:t xml:space="preserve">This version: July 26, 2025</w:t>
+        <w:t xml:space="preserve">This version: July 28, 2025</w:t>
       </w:r>
     </w:p>
     <w:bookmarkStart w:id="20" w:name="highlights"/>
@@ -1038,7 +1038,87 @@
         <w:t xml:space="preserve">)</w:t>
       </w:r>
       <w:r>
-        <w:t xml:space="preserve">. In educational settings, explanations are widely used across contexts, such as classroom instruction (Ma, 1999), tutoring (Chi et al., 2001), peer learning (Webb, 1989), and learning from texts (Goldman, 2004), but their effectiveness depends heavily on how they align with learners’ prior knowledge, focus on conceptual understanding over rote procedures, support active learning, and do not replace the learner’s own knowledge construction</w:t>
+        <w:t xml:space="preserve">. In educational settings, explanations are widely used across contexts, such as classroom instruction</w:t>
+      </w:r>
+      <w:r>
+        <w:t xml:space="preserve"> </w:t>
+      </w:r>
+      <w:r>
+        <w:t xml:space="preserve">(</w:t>
+      </w:r>
+      <w:hyperlink w:anchor="ref-ma1999knowing">
+        <w:r>
+          <w:rPr>
+            <w:rStyle w:val="Hyperlink"/>
+          </w:rPr>
+          <w:t xml:space="preserve">Ma 1999</w:t>
+        </w:r>
+      </w:hyperlink>
+      <w:r>
+        <w:t xml:space="preserve">)</w:t>
+      </w:r>
+      <w:r>
+        <w:t xml:space="preserve">, tutoring</w:t>
+      </w:r>
+      <w:r>
+        <w:t xml:space="preserve"> </w:t>
+      </w:r>
+      <w:r>
+        <w:t xml:space="preserve">(</w:t>
+      </w:r>
+      <w:hyperlink w:anchor="ref-chi2001learning">
+        <w:r>
+          <w:rPr>
+            <w:rStyle w:val="Hyperlink"/>
+          </w:rPr>
+          <w:t xml:space="preserve">Chi et al. 2001</w:t>
+        </w:r>
+      </w:hyperlink>
+      <w:r>
+        <w:t xml:space="preserve">)</w:t>
+      </w:r>
+      <w:r>
+        <w:t xml:space="preserve">, peer learning</w:t>
+      </w:r>
+      <w:r>
+        <w:t xml:space="preserve"> </w:t>
+      </w:r>
+      <w:r>
+        <w:t xml:space="preserve">(</w:t>
+      </w:r>
+      <w:hyperlink w:anchor="ref-webb1989peer">
+        <w:r>
+          <w:rPr>
+            <w:rStyle w:val="Hyperlink"/>
+          </w:rPr>
+          <w:t xml:space="preserve">Webb 1989</w:t>
+        </w:r>
+      </w:hyperlink>
+      <w:r>
+        <w:t xml:space="preserve">)</w:t>
+      </w:r>
+      <w:r>
+        <w:t xml:space="preserve">, and learning from texts</w:t>
+      </w:r>
+      <w:r>
+        <w:t xml:space="preserve"> </w:t>
+      </w:r>
+      <w:r>
+        <w:t xml:space="preserve">(</w:t>
+      </w:r>
+      <w:hyperlink w:anchor="ref-goldman2004constructing">
+        <w:r>
+          <w:rPr>
+            <w:rStyle w:val="Hyperlink"/>
+          </w:rPr>
+          <w:t xml:space="preserve">Goldman 2004</w:t>
+        </w:r>
+      </w:hyperlink>
+      <w:r>
+        <w:t xml:space="preserve">)</w:t>
+      </w:r>
+      <w:r>
+        <w:t xml:space="preserve">, but their effectiveness depends heavily on how they align with learners’ prior knowledge, focus on conceptual understanding over rote procedures, support active learning, and do not replace the learner’s own knowledge construction</w:t>
       </w:r>
       <w:r>
         <w:t xml:space="preserve"> </w:t>
@@ -7574,7 +7654,7 @@
     </w:p>
     <w:bookmarkEnd w:id="115"/>
     <w:bookmarkEnd w:id="116"/>
-    <w:bookmarkStart w:id="187" w:name="references"/>
+    <w:bookmarkStart w:id="191" w:name="references"/>
     <w:p>
       <w:pPr>
         <w:pStyle w:val="Heading1"/>
@@ -7583,7 +7663,7 @@
         <w:t xml:space="preserve">References</w:t>
       </w:r>
     </w:p>
-    <w:bookmarkStart w:id="186" w:name="refs"/>
+    <w:bookmarkStart w:id="190" w:name="refs"/>
     <w:bookmarkStart w:id="117" w:name="ref-abay2020using"/>
     <w:p>
       <w:pPr>
@@ -7680,19 +7760,19 @@
       </w:r>
     </w:p>
     <w:bookmarkEnd w:id="119"/>
-    <w:bookmarkStart w:id="120" w:name="ref-chi2014icap"/>
+    <w:bookmarkStart w:id="120" w:name="ref-chi2001learning"/>
     <w:p>
       <w:pPr>
         <w:pStyle w:val="Bibliography"/>
       </w:pPr>
       <w:r>
-        <w:t xml:space="preserve">Chi, Michelene TH, and Ruth Wylie. 2014.</w:t>
-      </w:r>
-      <w:r>
-        <w:t xml:space="preserve"> </w:t>
-      </w:r>
-      <w:r>
-        <w:t xml:space="preserve">“The ICAP Framework: Linking Cognitive Engagement to Active Learning Outcomes.”</w:t>
+        <w:t xml:space="preserve">Chi, Michelene TH, Stephanie A Siler, Heisawn Jeong, Takashi Yamauchi, and Robert G Hausmann. 2001.</w:t>
+      </w:r>
+      <w:r>
+        <w:t xml:space="preserve"> </w:t>
+      </w:r>
+      <w:r>
+        <w:t xml:space="preserve">“Learning from Human Tutoring.”</w:t>
       </w:r>
       <w:r>
         <w:t xml:space="preserve"> </w:t>
@@ -7702,23 +7782,29 @@
           <w:i/>
           <w:iCs/>
         </w:rPr>
-        <w:t xml:space="preserve">Educational Psychologist</w:t>
-      </w:r>
-      <w:r>
-        <w:t xml:space="preserve"> </w:t>
-      </w:r>
-      <w:r>
-        <w:t xml:space="preserve">49 (4): 219–43.</w:t>
+        <w:t xml:space="preserve">Cognitive Science</w:t>
+      </w:r>
+      <w:r>
+        <w:t xml:space="preserve"> </w:t>
+      </w:r>
+      <w:r>
+        <w:t xml:space="preserve">25 (4): 471–533.</w:t>
       </w:r>
     </w:p>
     <w:bookmarkEnd w:id="120"/>
-    <w:bookmarkStart w:id="121" w:name="ref-cleveland2015beyond"/>
+    <w:bookmarkStart w:id="121" w:name="ref-chi2014icap"/>
     <w:p>
       <w:pPr>
         <w:pStyle w:val="Bibliography"/>
       </w:pPr>
       <w:r>
-        <w:t xml:space="preserve">Cleveland, Julie. 2015.</w:t>
+        <w:t xml:space="preserve">Chi, Michelene TH, and Ruth Wylie. 2014.</w:t>
+      </w:r>
+      <w:r>
+        <w:t xml:space="preserve"> </w:t>
+      </w:r>
+      <w:r>
+        <w:t xml:space="preserve">“The ICAP Framework: Linking Cognitive Engagement to Active Learning Outcomes.”</w:t>
       </w:r>
       <w:r>
         <w:t xml:space="preserve"> </w:t>
@@ -7728,26 +7814,23 @@
           <w:i/>
           <w:iCs/>
         </w:rPr>
-        <w:t xml:space="preserve">Beyond Standardization: Fostering Critical Thinking in a Fourth Grade Classroom Through Comprehensive Socratic Circles</w:t>
-      </w:r>
-      <w:r>
-        <w:t xml:space="preserve">. Arizona State University.</w:t>
+        <w:t xml:space="preserve">Educational Psychologist</w:t>
+      </w:r>
+      <w:r>
+        <w:t xml:space="preserve"> </w:t>
+      </w:r>
+      <w:r>
+        <w:t xml:space="preserve">49 (4): 219–43.</w:t>
       </w:r>
     </w:p>
     <w:bookmarkEnd w:id="121"/>
-    <w:bookmarkStart w:id="122" w:name="ref-corno1983role"/>
+    <w:bookmarkStart w:id="122" w:name="ref-cleveland2015beyond"/>
     <w:p>
       <w:pPr>
         <w:pStyle w:val="Bibliography"/>
       </w:pPr>
       <w:r>
-        <w:t xml:space="preserve">Corno, Lyn, and Ellen B Mandinach. 1983.</w:t>
-      </w:r>
-      <w:r>
-        <w:t xml:space="preserve"> </w:t>
-      </w:r>
-      <w:r>
-        <w:t xml:space="preserve">“The Role of Cognitive Engagement in Classroom Learning and Motivation.”</w:t>
+        <w:t xml:space="preserve">Cleveland, Julie. 2015.</w:t>
       </w:r>
       <w:r>
         <w:t xml:space="preserve"> </w:t>
@@ -7757,35 +7840,26 @@
           <w:i/>
           <w:iCs/>
         </w:rPr>
-        <w:t xml:space="preserve">Educational Psychologist</w:t>
-      </w:r>
-      <w:r>
-        <w:t xml:space="preserve"> </w:t>
-      </w:r>
-      <w:r>
-        <w:t xml:space="preserve">18 (2): 88–108.</w:t>
+        <w:t xml:space="preserve">Beyond Standardization: Fostering Critical Thinking in a Fourth Grade Classroom Through Comprehensive Socratic Circles</w:t>
+      </w:r>
+      <w:r>
+        <w:t xml:space="preserve">. Arizona State University.</w:t>
       </w:r>
     </w:p>
     <w:bookmarkEnd w:id="122"/>
-    <w:bookmarkStart w:id="123" w:name="ref-dai2023can"/>
+    <w:bookmarkStart w:id="123" w:name="ref-corno1983role"/>
     <w:p>
       <w:pPr>
         <w:pStyle w:val="Bibliography"/>
       </w:pPr>
       <w:r>
-        <w:t xml:space="preserve">Dai, Wei, Jionghao Lin, Hua Jin, Tongguang Li, Yi-Shan Tsai, Dragan Gašević, and Guanliang Chen. 2023.</w:t>
-      </w:r>
-      <w:r>
-        <w:t xml:space="preserve"> </w:t>
-      </w:r>
-      <w:r>
-        <w:t xml:space="preserve">“Can Large Language Models Provide Feedback to Students? A Case Study on ChatGPT.”</w:t>
-      </w:r>
-      <w:r>
-        <w:t xml:space="preserve"> </w:t>
-      </w:r>
-      <w:r>
-        <w:t xml:space="preserve">In</w:t>
+        <w:t xml:space="preserve">Corno, Lyn, and Ellen B Mandinach. 1983.</w:t>
+      </w:r>
+      <w:r>
+        <w:t xml:space="preserve"> </w:t>
+      </w:r>
+      <w:r>
+        <w:t xml:space="preserve">“The Role of Cognitive Engagement in Classroom Learning and Motivation.”</w:t>
       </w:r>
       <w:r>
         <w:t xml:space="preserve"> </w:t>
@@ -7795,26 +7869,35 @@
           <w:i/>
           <w:iCs/>
         </w:rPr>
-        <w:t xml:space="preserve">2023 IEEE International Conference on Advanced Learning Technologies (ICALT)</w:t>
-      </w:r>
-      <w:r>
-        <w:t xml:space="preserve">, 323–25. IEEE.</w:t>
+        <w:t xml:space="preserve">Educational Psychologist</w:t>
+      </w:r>
+      <w:r>
+        <w:t xml:space="preserve"> </w:t>
+      </w:r>
+      <w:r>
+        <w:t xml:space="preserve">18 (2): 88–108.</w:t>
       </w:r>
     </w:p>
     <w:bookmarkEnd w:id="123"/>
-    <w:bookmarkStart w:id="124" w:name="ref-dalim2022promoting"/>
+    <w:bookmarkStart w:id="124" w:name="ref-dai2023can"/>
     <w:p>
       <w:pPr>
         <w:pStyle w:val="Bibliography"/>
       </w:pPr>
       <w:r>
-        <w:t xml:space="preserve">Dalim, Siti Fairuz, Aina Sakinah Ishak, and Lina Mursyidah Hamzah. 2022.</w:t>
-      </w:r>
-      <w:r>
-        <w:t xml:space="preserve"> </w:t>
-      </w:r>
-      <w:r>
-        <w:t xml:space="preserve">“Promoting Students’ Critical Thinking Through Socratic Method: The Views and Challenges.”</w:t>
+        <w:t xml:space="preserve">Dai, Wei, Jionghao Lin, Hua Jin, Tongguang Li, Yi-Shan Tsai, Dragan Gašević, and Guanliang Chen. 2023.</w:t>
+      </w:r>
+      <w:r>
+        <w:t xml:space="preserve"> </w:t>
+      </w:r>
+      <w:r>
+        <w:t xml:space="preserve">“Can Large Language Models Provide Feedback to Students? A Case Study on ChatGPT.”</w:t>
+      </w:r>
+      <w:r>
+        <w:t xml:space="preserve"> </w:t>
+      </w:r>
+      <w:r>
+        <w:t xml:space="preserve">In</w:t>
       </w:r>
       <w:r>
         <w:t xml:space="preserve"> </w:t>
@@ -7824,29 +7907,26 @@
           <w:i/>
           <w:iCs/>
         </w:rPr>
-        <w:t xml:space="preserve">Asian Journal of University Education</w:t>
-      </w:r>
-      <w:r>
-        <w:t xml:space="preserve"> </w:t>
-      </w:r>
-      <w:r>
-        <w:t xml:space="preserve">18 (4): 1034–47.</w:t>
+        <w:t xml:space="preserve">2023 IEEE International Conference on Advanced Learning Technologies (ICALT)</w:t>
+      </w:r>
+      <w:r>
+        <w:t xml:space="preserve">, 323–25. IEEE.</w:t>
       </w:r>
     </w:p>
     <w:bookmarkEnd w:id="124"/>
-    <w:bookmarkStart w:id="125" w:name="ref-danovitch2021mind"/>
+    <w:bookmarkStart w:id="125" w:name="ref-dalim2022promoting"/>
     <w:p>
       <w:pPr>
         <w:pStyle w:val="Bibliography"/>
       </w:pPr>
       <w:r>
-        <w:t xml:space="preserve">Danovitch, Judith H, Candice M Mills, Kaitlin R Sands, and Allison J Williams. 2021.</w:t>
-      </w:r>
-      <w:r>
-        <w:t xml:space="preserve"> </w:t>
-      </w:r>
-      <w:r>
-        <w:t xml:space="preserve">“Mind the Gap: How Incomplete Explanations Influence Children’s Interest and Learning Behaviors.”</w:t>
+        <w:t xml:space="preserve">Dalim, Siti Fairuz, Aina Sakinah Ishak, and Lina Mursyidah Hamzah. 2022.</w:t>
+      </w:r>
+      <w:r>
+        <w:t xml:space="preserve"> </w:t>
+      </w:r>
+      <w:r>
+        <w:t xml:space="preserve">“Promoting Students’ Critical Thinking Through Socratic Method: The Views and Challenges.”</w:t>
       </w:r>
       <w:r>
         <w:t xml:space="preserve"> </w:t>
@@ -7856,29 +7936,29 @@
           <w:i/>
           <w:iCs/>
         </w:rPr>
-        <w:t xml:space="preserve">Cognitive Psychology</w:t>
-      </w:r>
-      <w:r>
-        <w:t xml:space="preserve"> </w:t>
-      </w:r>
-      <w:r>
-        <w:t xml:space="preserve">130: 101421.</w:t>
+        <w:t xml:space="preserve">Asian Journal of University Education</w:t>
+      </w:r>
+      <w:r>
+        <w:t xml:space="preserve"> </w:t>
+      </w:r>
+      <w:r>
+        <w:t xml:space="preserve">18 (4): 1034–47.</w:t>
       </w:r>
     </w:p>
     <w:bookmarkEnd w:id="125"/>
-    <w:bookmarkStart w:id="126" w:name="ref-darvishi2024impact"/>
+    <w:bookmarkStart w:id="126" w:name="ref-danovitch2021mind"/>
     <w:p>
       <w:pPr>
         <w:pStyle w:val="Bibliography"/>
       </w:pPr>
       <w:r>
-        <w:t xml:space="preserve">Darvishi, Ali, Hassan Khosravi, Shazia Sadiq, Dragan Gašević, and George Siemens. 2024.</w:t>
-      </w:r>
-      <w:r>
-        <w:t xml:space="preserve"> </w:t>
-      </w:r>
-      <w:r>
-        <w:t xml:space="preserve">“Impact of AI Assistance on Student Agency.”</w:t>
+        <w:t xml:space="preserve">Danovitch, Judith H, Candice M Mills, Kaitlin R Sands, and Allison J Williams. 2021.</w:t>
+      </w:r>
+      <w:r>
+        <w:t xml:space="preserve"> </w:t>
+      </w:r>
+      <w:r>
+        <w:t xml:space="preserve">“Mind the Gap: How Incomplete Explanations Influence Children’s Interest and Learning Behaviors.”</w:t>
       </w:r>
       <w:r>
         <w:t xml:space="preserve"> </w:t>
@@ -7888,29 +7968,29 @@
           <w:i/>
           <w:iCs/>
         </w:rPr>
-        <w:t xml:space="preserve">Computers &amp; Education</w:t>
-      </w:r>
-      <w:r>
-        <w:t xml:space="preserve"> </w:t>
-      </w:r>
-      <w:r>
-        <w:t xml:space="preserve">210: 104967.</w:t>
+        <w:t xml:space="preserve">Cognitive Psychology</w:t>
+      </w:r>
+      <w:r>
+        <w:t xml:space="preserve"> </w:t>
+      </w:r>
+      <w:r>
+        <w:t xml:space="preserve">130: 101421.</w:t>
       </w:r>
     </w:p>
     <w:bookmarkEnd w:id="126"/>
-    <w:bookmarkStart w:id="127" w:name="ref-debets2025chatbots"/>
+    <w:bookmarkStart w:id="127" w:name="ref-darvishi2024impact"/>
     <w:p>
       <w:pPr>
         <w:pStyle w:val="Bibliography"/>
       </w:pPr>
       <w:r>
-        <w:t xml:space="preserve">Debets, Tim, Seyyed Kazem Banihashem, Desirée Joosten-Ten Brinke, Tanja EJ Vos, Gideon Maillette de Buy Wenniger, and Gino Camp. 2025.</w:t>
-      </w:r>
-      <w:r>
-        <w:t xml:space="preserve"> </w:t>
-      </w:r>
-      <w:r>
-        <w:t xml:space="preserve">“Chatbots in Education: A Systematic Review of Objectives, Underlying Technology and Theory, Evaluation Criteria, and Impacts.”</w:t>
+        <w:t xml:space="preserve">Darvishi, Ali, Hassan Khosravi, Shazia Sadiq, Dragan Gašević, and George Siemens. 2024.</w:t>
+      </w:r>
+      <w:r>
+        <w:t xml:space="preserve"> </w:t>
+      </w:r>
+      <w:r>
+        <w:t xml:space="preserve">“Impact of AI Assistance on Student Agency.”</w:t>
       </w:r>
       <w:r>
         <w:t xml:space="preserve"> </w:t>
@@ -7923,23 +8003,26 @@
         <w:t xml:space="preserve">Computers &amp; Education</w:t>
       </w:r>
       <w:r>
-        <w:t xml:space="preserve">, 105323.</w:t>
+        <w:t xml:space="preserve"> </w:t>
+      </w:r>
+      <w:r>
+        <w:t xml:space="preserve">210: 104967.</w:t>
       </w:r>
     </w:p>
     <w:bookmarkEnd w:id="127"/>
-    <w:bookmarkStart w:id="128" w:name="ref-dejong1986explanation"/>
+    <w:bookmarkStart w:id="128" w:name="ref-debets2025chatbots"/>
     <w:p>
       <w:pPr>
         <w:pStyle w:val="Bibliography"/>
       </w:pPr>
       <w:r>
-        <w:t xml:space="preserve">DeJong, Gerald, and Raymond Mooney. 1986.</w:t>
-      </w:r>
-      <w:r>
-        <w:t xml:space="preserve"> </w:t>
-      </w:r>
-      <w:r>
-        <w:t xml:space="preserve">“Explanation-Based Learning: An Alternative View.”</w:t>
+        <w:t xml:space="preserve">Debets, Tim, Seyyed Kazem Banihashem, Desirée Joosten-Ten Brinke, Tanja EJ Vos, Gideon Maillette de Buy Wenniger, and Gino Camp. 2025.</w:t>
+      </w:r>
+      <w:r>
+        <w:t xml:space="preserve"> </w:t>
+      </w:r>
+      <w:r>
+        <w:t xml:space="preserve">“Chatbots in Education: A Systematic Review of Objectives, Underlying Technology and Theory, Evaluation Criteria, and Impacts.”</w:t>
       </w:r>
       <w:r>
         <w:t xml:space="preserve"> </w:t>
@@ -7949,29 +8032,26 @@
           <w:i/>
           <w:iCs/>
         </w:rPr>
-        <w:t xml:space="preserve">Machine Learning</w:t>
-      </w:r>
-      <w:r>
-        <w:t xml:space="preserve"> </w:t>
-      </w:r>
-      <w:r>
-        <w:t xml:space="preserve">1: 145–76.</w:t>
+        <w:t xml:space="preserve">Computers &amp; Education</w:t>
+      </w:r>
+      <w:r>
+        <w:t xml:space="preserve">, 105323.</w:t>
       </w:r>
     </w:p>
     <w:bookmarkEnd w:id="128"/>
-    <w:bookmarkStart w:id="129" w:name="ref-derakhshan2024chatgpt"/>
+    <w:bookmarkStart w:id="129" w:name="ref-dejong1986explanation"/>
     <w:p>
       <w:pPr>
         <w:pStyle w:val="Bibliography"/>
       </w:pPr>
       <w:r>
-        <w:t xml:space="preserve">Derakhshan, Ali, and Farhad Ghiasvand. 2024.</w:t>
-      </w:r>
-      <w:r>
-        <w:t xml:space="preserve"> </w:t>
-      </w:r>
-      <w:r>
-        <w:t xml:space="preserve">“Is ChatGPT an Evil or an Angel for Second Language Education and Research? A Phenomenographic Study of Research-Active EFL Teachers’ Perceptions.”</w:t>
+        <w:t xml:space="preserve">DeJong, Gerald, and Raymond Mooney. 1986.</w:t>
+      </w:r>
+      <w:r>
+        <w:t xml:space="preserve"> </w:t>
+      </w:r>
+      <w:r>
+        <w:t xml:space="preserve">“Explanation-Based Learning: An Alternative View.”</w:t>
       </w:r>
       <w:r>
         <w:t xml:space="preserve"> </w:t>
@@ -7981,26 +8061,29 @@
           <w:i/>
           <w:iCs/>
         </w:rPr>
-        <w:t xml:space="preserve">International Journal of Applied Linguistics</w:t>
-      </w:r>
-      <w:r>
-        <w:t xml:space="preserve">.</w:t>
+        <w:t xml:space="preserve">Machine Learning</w:t>
+      </w:r>
+      <w:r>
+        <w:t xml:space="preserve"> </w:t>
+      </w:r>
+      <w:r>
+        <w:t xml:space="preserve">1: 145–76.</w:t>
       </w:r>
     </w:p>
     <w:bookmarkEnd w:id="129"/>
-    <w:bookmarkStart w:id="130" w:name="ref-dillenbourg1999you"/>
+    <w:bookmarkStart w:id="130" w:name="ref-derakhshan2024chatgpt"/>
     <w:p>
       <w:pPr>
         <w:pStyle w:val="Bibliography"/>
       </w:pPr>
       <w:r>
-        <w:t xml:space="preserve">Dillenbourg, Pierre. 1999.</w:t>
-      </w:r>
-      <w:r>
-        <w:t xml:space="preserve"> </w:t>
-      </w:r>
-      <w:r>
-        <w:t xml:space="preserve">“What Do You Mean by Collaborative Learning?”</w:t>
+        <w:t xml:space="preserve">Derakhshan, Ali, and Farhad Ghiasvand. 2024.</w:t>
+      </w:r>
+      <w:r>
+        <w:t xml:space="preserve"> </w:t>
+      </w:r>
+      <w:r>
+        <w:t xml:space="preserve">“Is ChatGPT an Evil or an Angel for Second Language Education and Research? A Phenomenographic Study of Research-Active EFL Teachers’ Perceptions.”</w:t>
       </w:r>
       <w:r>
         <w:t xml:space="preserve"> </w:t>
@@ -8010,32 +8093,26 @@
           <w:i/>
           <w:iCs/>
         </w:rPr>
-        <w:t xml:space="preserve">Collaborative-Learning: Cognitive and Computational Approaches.</w:t>
-      </w:r>
-      <w:r>
-        <w:t xml:space="preserve">, 1–19.</w:t>
+        <w:t xml:space="preserve">International Journal of Applied Linguistics</w:t>
+      </w:r>
+      <w:r>
+        <w:t xml:space="preserve">.</w:t>
       </w:r>
     </w:p>
     <w:bookmarkEnd w:id="130"/>
-    <w:bookmarkStart w:id="131" w:name="ref-duelen2024socratic"/>
+    <w:bookmarkStart w:id="131" w:name="ref-dillenbourg1999you"/>
     <w:p>
       <w:pPr>
         <w:pStyle w:val="Bibliography"/>
       </w:pPr>
       <w:r>
-        <w:t xml:space="preserve">Duelen, Aline, Iris Jennes, and Wendy Van den Broeck. 2024.</w:t>
-      </w:r>
-      <w:r>
-        <w:t xml:space="preserve"> </w:t>
-      </w:r>
-      <w:r>
-        <w:t xml:space="preserve">“Socratic AI Against Disinformation: Improving Critical Thinking to Recognize Disinformation Using Socratic AI.”</w:t>
-      </w:r>
-      <w:r>
-        <w:t xml:space="preserve"> </w:t>
-      </w:r>
-      <w:r>
-        <w:t xml:space="preserve">In</w:t>
+        <w:t xml:space="preserve">Dillenbourg, Pierre. 1999.</w:t>
+      </w:r>
+      <w:r>
+        <w:t xml:space="preserve"> </w:t>
+      </w:r>
+      <w:r>
+        <w:t xml:space="preserve">“What Do You Mean by Collaborative Learning?”</w:t>
       </w:r>
       <w:r>
         <w:t xml:space="preserve"> </w:t>
@@ -8045,26 +8122,32 @@
           <w:i/>
           <w:iCs/>
         </w:rPr>
-        <w:t xml:space="preserve">Proceedings of the 2024 ACM International Conference on Interactive Media Experiences</w:t>
-      </w:r>
-      <w:r>
-        <w:t xml:space="preserve">, 375–81.</w:t>
+        <w:t xml:space="preserve">Collaborative-Learning: Cognitive and Computational Approaches.</w:t>
+      </w:r>
+      <w:r>
+        <w:t xml:space="preserve">, 1–19.</w:t>
       </w:r>
     </w:p>
     <w:bookmarkEnd w:id="131"/>
-    <w:bookmarkStart w:id="132" w:name="ref-eke2023chatgpt"/>
+    <w:bookmarkStart w:id="132" w:name="ref-duelen2024socratic"/>
     <w:p>
       <w:pPr>
         <w:pStyle w:val="Bibliography"/>
       </w:pPr>
       <w:r>
-        <w:t xml:space="preserve">Eke, Damian Okaibedi. 2023.</w:t>
-      </w:r>
-      <w:r>
-        <w:t xml:space="preserve"> </w:t>
-      </w:r>
-      <w:r>
-        <w:t xml:space="preserve">“ChatGPT and the Rise of Generative AI: Threat to Academic Integrity?”</w:t>
+        <w:t xml:space="preserve">Duelen, Aline, Iris Jennes, and Wendy Van den Broeck. 2024.</w:t>
+      </w:r>
+      <w:r>
+        <w:t xml:space="preserve"> </w:t>
+      </w:r>
+      <w:r>
+        <w:t xml:space="preserve">“Socratic AI Against Disinformation: Improving Critical Thinking to Recognize Disinformation Using Socratic AI.”</w:t>
+      </w:r>
+      <w:r>
+        <w:t xml:space="preserve"> </w:t>
+      </w:r>
+      <w:r>
+        <w:t xml:space="preserve">In</w:t>
       </w:r>
       <w:r>
         <w:t xml:space="preserve"> </w:t>
@@ -8074,29 +8157,26 @@
           <w:i/>
           <w:iCs/>
         </w:rPr>
-        <w:t xml:space="preserve">Journal of Responsible Technology</w:t>
-      </w:r>
-      <w:r>
-        <w:t xml:space="preserve"> </w:t>
-      </w:r>
-      <w:r>
-        <w:t xml:space="preserve">13: 100060.</w:t>
+        <w:t xml:space="preserve">Proceedings of the 2024 ACM International Conference on Interactive Media Experiences</w:t>
+      </w:r>
+      <w:r>
+        <w:t xml:space="preserve">, 375–81.</w:t>
       </w:r>
     </w:p>
     <w:bookmarkEnd w:id="132"/>
-    <w:bookmarkStart w:id="133" w:name="ref-er2024assessing"/>
+    <w:bookmarkStart w:id="133" w:name="ref-eke2023chatgpt"/>
     <w:p>
       <w:pPr>
         <w:pStyle w:val="Bibliography"/>
       </w:pPr>
       <w:r>
-        <w:t xml:space="preserve">Er, Erkan, Gökhan Akçapınar, Alper Bayazıt, Omid Noroozi, and Seyyed Kazem Banihashem. 2024.</w:t>
-      </w:r>
-      <w:r>
-        <w:t xml:space="preserve"> </w:t>
-      </w:r>
-      <w:r>
-        <w:t xml:space="preserve">“Assessing Student Perceptions and Use of Instructor Versus AI-Generated Feedback.”</w:t>
+        <w:t xml:space="preserve">Eke, Damian Okaibedi. 2023.</w:t>
+      </w:r>
+      <w:r>
+        <w:t xml:space="preserve"> </w:t>
+      </w:r>
+      <w:r>
+        <w:t xml:space="preserve">“ChatGPT and the Rise of Generative AI: Threat to Academic Integrity?”</w:t>
       </w:r>
       <w:r>
         <w:t xml:space="preserve"> </w:t>
@@ -8106,26 +8186,29 @@
           <w:i/>
           <w:iCs/>
         </w:rPr>
-        <w:t xml:space="preserve">British Journal of Educational Technology</w:t>
-      </w:r>
-      <w:r>
-        <w:t xml:space="preserve">.</w:t>
+        <w:t xml:space="preserve">Journal of Responsible Technology</w:t>
+      </w:r>
+      <w:r>
+        <w:t xml:space="preserve"> </w:t>
+      </w:r>
+      <w:r>
+        <w:t xml:space="preserve">13: 100060.</w:t>
       </w:r>
     </w:p>
     <w:bookmarkEnd w:id="133"/>
-    <w:bookmarkStart w:id="134" w:name="ref-farrokhnia2024swot"/>
+    <w:bookmarkStart w:id="134" w:name="ref-er2024assessing"/>
     <w:p>
       <w:pPr>
         <w:pStyle w:val="Bibliography"/>
       </w:pPr>
       <w:r>
-        <w:t xml:space="preserve">Farrokhnia, Mohammadreza, Seyyed Kazem Banihashem, Omid Noroozi, and Arjen Wals. 2024.</w:t>
-      </w:r>
-      <w:r>
-        <w:t xml:space="preserve"> </w:t>
-      </w:r>
-      <w:r>
-        <w:t xml:space="preserve">“A SWOT Analysis of ChatGPT: Implications for Educational Practice and Research.”</w:t>
+        <w:t xml:space="preserve">Er, Erkan, Gökhan Akçapınar, Alper Bayazıt, Omid Noroozi, and Seyyed Kazem Banihashem. 2024.</w:t>
+      </w:r>
+      <w:r>
+        <w:t xml:space="preserve"> </w:t>
+      </w:r>
+      <w:r>
+        <w:t xml:space="preserve">“Assessing Student Perceptions and Use of Instructor Versus AI-Generated Feedback.”</w:t>
       </w:r>
       <w:r>
         <w:t xml:space="preserve"> </w:t>
@@ -8135,29 +8218,26 @@
           <w:i/>
           <w:iCs/>
         </w:rPr>
-        <w:t xml:space="preserve">Innovations in Education and Teaching International</w:t>
-      </w:r>
-      <w:r>
-        <w:t xml:space="preserve"> </w:t>
-      </w:r>
-      <w:r>
-        <w:t xml:space="preserve">61 (3): 460–74.</w:t>
+        <w:t xml:space="preserve">British Journal of Educational Technology</w:t>
+      </w:r>
+      <w:r>
+        <w:t xml:space="preserve">.</w:t>
       </w:r>
     </w:p>
     <w:bookmarkEnd w:id="134"/>
-    <w:bookmarkStart w:id="135" w:name="ref-favero2024enhancing"/>
+    <w:bookmarkStart w:id="135" w:name="ref-farrokhnia2024swot"/>
     <w:p>
       <w:pPr>
         <w:pStyle w:val="Bibliography"/>
       </w:pPr>
       <w:r>
-        <w:t xml:space="preserve">Favero, Lucile, Juan Antonio Pérez-Ortiz, Tanja Käser, and Nuria Oliver. 2024.</w:t>
-      </w:r>
-      <w:r>
-        <w:t xml:space="preserve"> </w:t>
-      </w:r>
-      <w:r>
-        <w:t xml:space="preserve">“Enhancing Critical Thinking in Education by Means of a Socratic Chatbot.”</w:t>
+        <w:t xml:space="preserve">Farrokhnia, Mohammadreza, Seyyed Kazem Banihashem, Omid Noroozi, and Arjen Wals. 2024.</w:t>
+      </w:r>
+      <w:r>
+        <w:t xml:space="preserve"> </w:t>
+      </w:r>
+      <w:r>
+        <w:t xml:space="preserve">“A SWOT Analysis of ChatGPT: Implications for Educational Practice and Research.”</w:t>
       </w:r>
       <w:r>
         <w:t xml:space="preserve"> </w:t>
@@ -8167,26 +8247,29 @@
           <w:i/>
           <w:iCs/>
         </w:rPr>
-        <w:t xml:space="preserve">arXiv Preprint arXiv:2409.05511</w:t>
-      </w:r>
-      <w:r>
-        <w:t xml:space="preserve">.</w:t>
+        <w:t xml:space="preserve">Innovations in Education and Teaching International</w:t>
+      </w:r>
+      <w:r>
+        <w:t xml:space="preserve"> </w:t>
+      </w:r>
+      <w:r>
+        <w:t xml:space="preserve">61 (3): 460–74.</w:t>
       </w:r>
     </w:p>
     <w:bookmarkEnd w:id="135"/>
-    <w:bookmarkStart w:id="136" w:name="ref-ferrando2021students"/>
+    <w:bookmarkStart w:id="136" w:name="ref-favero2024enhancing"/>
     <w:p>
       <w:pPr>
         <w:pStyle w:val="Bibliography"/>
       </w:pPr>
       <w:r>
-        <w:t xml:space="preserve">Ferrando, Irene, and Lluis Albarracin. 2021.</w:t>
-      </w:r>
-      <w:r>
-        <w:t xml:space="preserve"> </w:t>
-      </w:r>
-      <w:r>
-        <w:t xml:space="preserve">“Students from Grade 2 to Grade 10 Solving a Fermi Problem: Analysis of Emerging Models.”</w:t>
+        <w:t xml:space="preserve">Favero, Lucile, Juan Antonio Pérez-Ortiz, Tanja Käser, and Nuria Oliver. 2024.</w:t>
+      </w:r>
+      <w:r>
+        <w:t xml:space="preserve"> </w:t>
+      </w:r>
+      <w:r>
+        <w:t xml:space="preserve">“Enhancing Critical Thinking in Education by Means of a Socratic Chatbot.”</w:t>
       </w:r>
       <w:r>
         <w:t xml:space="preserve"> </w:t>
@@ -8196,35 +8279,26 @@
           <w:i/>
           <w:iCs/>
         </w:rPr>
-        <w:t xml:space="preserve">Mathematics Education Research Journal</w:t>
-      </w:r>
-      <w:r>
-        <w:t xml:space="preserve"> </w:t>
-      </w:r>
-      <w:r>
-        <w:t xml:space="preserve">33 (1): 61–78.</w:t>
+        <w:t xml:space="preserve">arXiv Preprint arXiv:2409.05511</w:t>
+      </w:r>
+      <w:r>
+        <w:t xml:space="preserve">.</w:t>
       </w:r>
     </w:p>
     <w:bookmarkEnd w:id="136"/>
-    <w:bookmarkStart w:id="137" w:name="ref-ferrario2022explainability"/>
+    <w:bookmarkStart w:id="137" w:name="ref-ferrando2021students"/>
     <w:p>
       <w:pPr>
         <w:pStyle w:val="Bibliography"/>
       </w:pPr>
       <w:r>
-        <w:t xml:space="preserve">Ferrario, Andrea, and Michele Loi. 2022.</w:t>
-      </w:r>
-      <w:r>
-        <w:t xml:space="preserve"> </w:t>
-      </w:r>
-      <w:r>
-        <w:t xml:space="preserve">“How Explainability Contributes to Trust in AI.”</w:t>
-      </w:r>
-      <w:r>
-        <w:t xml:space="preserve"> </w:t>
-      </w:r>
-      <w:r>
-        <w:t xml:space="preserve">In</w:t>
+        <w:t xml:space="preserve">Ferrando, Irene, and Lluis Albarracin. 2021.</w:t>
+      </w:r>
+      <w:r>
+        <w:t xml:space="preserve"> </w:t>
+      </w:r>
+      <w:r>
+        <w:t xml:space="preserve">“Students from Grade 2 to Grade 10 Solving a Fermi Problem: Analysis of Emerging Models.”</w:t>
       </w:r>
       <w:r>
         <w:t xml:space="preserve"> </w:t>
@@ -8234,26 +8308,35 @@
           <w:i/>
           <w:iCs/>
         </w:rPr>
-        <w:t xml:space="preserve">Proceedings of the 2022 ACM Conference on Fairness, Accountability, and Transparency</w:t>
-      </w:r>
-      <w:r>
-        <w:t xml:space="preserve">, 1457–66.</w:t>
+        <w:t xml:space="preserve">Mathematics Education Research Journal</w:t>
+      </w:r>
+      <w:r>
+        <w:t xml:space="preserve"> </w:t>
+      </w:r>
+      <w:r>
+        <w:t xml:space="preserve">33 (1): 61–78.</w:t>
       </w:r>
     </w:p>
     <w:bookmarkEnd w:id="137"/>
-    <w:bookmarkStart w:id="138" w:name="ref-gavsevic2023empowering"/>
+    <w:bookmarkStart w:id="138" w:name="ref-ferrario2022explainability"/>
     <w:p>
       <w:pPr>
         <w:pStyle w:val="Bibliography"/>
       </w:pPr>
       <w:r>
-        <w:t xml:space="preserve">Gašević, Dragan, George Siemens, and Shazia Sadiq. 2023.</w:t>
-      </w:r>
-      <w:r>
-        <w:t xml:space="preserve"> </w:t>
-      </w:r>
-      <w:r>
-        <w:t xml:space="preserve">“Empowering Learners for the Age of Artificial Intelligence.”</w:t>
+        <w:t xml:space="preserve">Ferrario, Andrea, and Michele Loi. 2022.</w:t>
+      </w:r>
+      <w:r>
+        <w:t xml:space="preserve"> </w:t>
+      </w:r>
+      <w:r>
+        <w:t xml:space="preserve">“How Explainability Contributes to Trust in AI.”</w:t>
+      </w:r>
+      <w:r>
+        <w:t xml:space="preserve"> </w:t>
+      </w:r>
+      <w:r>
+        <w:t xml:space="preserve">In</w:t>
       </w:r>
       <w:r>
         <w:t xml:space="preserve"> </w:t>
@@ -8263,26 +8346,26 @@
           <w:i/>
           <w:iCs/>
         </w:rPr>
-        <w:t xml:space="preserve">Computers and Education: Artificial Intelligence</w:t>
-      </w:r>
-      <w:r>
-        <w:t xml:space="preserve">. Elsevier.</w:t>
+        <w:t xml:space="preserve">Proceedings of the 2022 ACM Conference on Fairness, Accountability, and Transparency</w:t>
+      </w:r>
+      <w:r>
+        <w:t xml:space="preserve">, 1457–66.</w:t>
       </w:r>
     </w:p>
     <w:bookmarkEnd w:id="138"/>
-    <w:bookmarkStart w:id="139" w:name="ref-hendrycks2021measuring"/>
+    <w:bookmarkStart w:id="139" w:name="ref-gavsevic2023empowering"/>
     <w:p>
       <w:pPr>
         <w:pStyle w:val="Bibliography"/>
       </w:pPr>
       <w:r>
-        <w:t xml:space="preserve">Hendrycks, Dan, Collin Burns, Saurav Kadavath, Akul Arora, Steven Basart, Eric Tang, Dawn Song, and Jacob Steinhardt. 2021.</w:t>
-      </w:r>
-      <w:r>
-        <w:t xml:space="preserve"> </w:t>
-      </w:r>
-      <w:r>
-        <w:t xml:space="preserve">“Measuring Mathematical Problem Solving with the Math Dataset.”</w:t>
+        <w:t xml:space="preserve">Gašević, Dragan, George Siemens, and Shazia Sadiq. 2023.</w:t>
+      </w:r>
+      <w:r>
+        <w:t xml:space="preserve"> </w:t>
+      </w:r>
+      <w:r>
+        <w:t xml:space="preserve">“Empowering Learners for the Age of Artificial Intelligence.”</w:t>
       </w:r>
       <w:r>
         <w:t xml:space="preserve"> </w:t>
@@ -8292,26 +8375,26 @@
           <w:i/>
           <w:iCs/>
         </w:rPr>
-        <w:t xml:space="preserve">arXiv Preprint arXiv:2103.03874</w:t>
-      </w:r>
-      <w:r>
-        <w:t xml:space="preserve">.</w:t>
+        <w:t xml:space="preserve">Computers and Education: Artificial Intelligence</w:t>
+      </w:r>
+      <w:r>
+        <w:t xml:space="preserve">. Elsevier.</w:t>
       </w:r>
     </w:p>
     <w:bookmarkEnd w:id="139"/>
-    <w:bookmarkStart w:id="140" w:name="ref-henkel2024can"/>
+    <w:bookmarkStart w:id="140" w:name="ref-goldman2004constructing"/>
     <w:p>
       <w:pPr>
         <w:pStyle w:val="Bibliography"/>
       </w:pPr>
       <w:r>
-        <w:t xml:space="preserve">Henkel, Owen, Libby Hills, Adam Boxer, Bill Roberts, and Zach Levonian. 2024.</w:t>
-      </w:r>
-      <w:r>
-        <w:t xml:space="preserve"> </w:t>
-      </w:r>
-      <w:r>
-        <w:t xml:space="preserve">“Can Large Language Models Make the Grade? An Empirical Study Evaluating Llms Ability to Mark Short Answer Questions in k-12 Education.”</w:t>
+        <w:t xml:space="preserve">Goldman, Susan R. 2004.</w:t>
+      </w:r>
+      <w:r>
+        <w:t xml:space="preserve"> </w:t>
+      </w:r>
+      <w:r>
+        <w:t xml:space="preserve">“Constructing Meaning Through and Across.”</w:t>
       </w:r>
       <w:r>
         <w:t xml:space="preserve"> </w:t>
@@ -8327,20 +8410,26 @@
           <w:i/>
           <w:iCs/>
         </w:rPr>
-        <w:t xml:space="preserve">Proceedings of the Eleventh ACM Conference on Learning@ Scale</w:t>
-      </w:r>
-      <w:r>
-        <w:t xml:space="preserve">, 300–304.</w:t>
+        <w:t xml:space="preserve">Uses of Intertextuality in Classroom and Educational Research</w:t>
+      </w:r>
+      <w:r>
+        <w:t xml:space="preserve">, edited by Nora Shuart-Faris and David Bloome, 317. IAP.</w:t>
       </w:r>
     </w:p>
     <w:bookmarkEnd w:id="140"/>
-    <w:bookmarkStart w:id="141" w:name="ref-holmes2023guidance"/>
+    <w:bookmarkStart w:id="141" w:name="ref-hendrycks2021measuring"/>
     <w:p>
       <w:pPr>
         <w:pStyle w:val="Bibliography"/>
       </w:pPr>
       <w:r>
-        <w:t xml:space="preserve">Holmes, Wayne, Fengchun Miao, et al. 2023.</w:t>
+        <w:t xml:space="preserve">Hendrycks, Dan, Collin Burns, Saurav Kadavath, Akul Arora, Steven Basart, Eric Tang, Dawn Song, and Jacob Steinhardt. 2021.</w:t>
+      </w:r>
+      <w:r>
+        <w:t xml:space="preserve"> </w:t>
+      </w:r>
+      <w:r>
+        <w:t xml:space="preserve">“Measuring Mathematical Problem Solving with the Math Dataset.”</w:t>
       </w:r>
       <w:r>
         <w:t xml:space="preserve"> </w:t>
@@ -8350,26 +8439,26 @@
           <w:i/>
           <w:iCs/>
         </w:rPr>
-        <w:t xml:space="preserve">Guidance for Generative AI in Education and Research</w:t>
-      </w:r>
-      <w:r>
-        <w:t xml:space="preserve">. UNESCO Publishing.</w:t>
+        <w:t xml:space="preserve">arXiv Preprint arXiv:2103.03874</w:t>
+      </w:r>
+      <w:r>
+        <w:t xml:space="preserve">.</w:t>
       </w:r>
     </w:p>
     <w:bookmarkEnd w:id="141"/>
-    <w:bookmarkStart w:id="142" w:name="ref-huang2024does"/>
+    <w:bookmarkStart w:id="142" w:name="ref-henkel2024can"/>
     <w:p>
       <w:pPr>
         <w:pStyle w:val="Bibliography"/>
       </w:pPr>
       <w:r>
-        <w:t xml:space="preserve">Huang, Shih-Hong, Ya-Fang Lin, Zeyu He, Chieh-Yang Huang, and Ting-Hao Kenneth Huang. 2024.</w:t>
-      </w:r>
-      <w:r>
-        <w:t xml:space="preserve"> </w:t>
-      </w:r>
-      <w:r>
-        <w:t xml:space="preserve">“How Does Conversation Length Impact User’s Satisfaction? A Case Study of Length-Controlled Conversations with LLM-Powered Chatbots.”</w:t>
+        <w:t xml:space="preserve">Henkel, Owen, Libby Hills, Adam Boxer, Bill Roberts, and Zach Levonian. 2024.</w:t>
+      </w:r>
+      <w:r>
+        <w:t xml:space="preserve"> </w:t>
+      </w:r>
+      <w:r>
+        <w:t xml:space="preserve">“Can Large Language Models Make the Grade? An Empirical Study Evaluating Llms Ability to Mark Short Answer Questions in k-12 Education.”</w:t>
       </w:r>
       <w:r>
         <w:t xml:space="preserve"> </w:t>
@@ -8385,26 +8474,20 @@
           <w:i/>
           <w:iCs/>
         </w:rPr>
-        <w:t xml:space="preserve">Extended Abstracts of the CHI Conference on Human Factors in Computing Systems</w:t>
-      </w:r>
-      <w:r>
-        <w:t xml:space="preserve">, 1–13.</w:t>
+        <w:t xml:space="preserve">Proceedings of the Eleventh ACM Conference on Learning@ Scale</w:t>
+      </w:r>
+      <w:r>
+        <w:t xml:space="preserve">, 300–304.</w:t>
       </w:r>
     </w:p>
     <w:bookmarkEnd w:id="142"/>
-    <w:bookmarkStart w:id="143" w:name="ref-joksimovic2023opportunities"/>
+    <w:bookmarkStart w:id="143" w:name="ref-holmes2023guidance"/>
     <w:p>
       <w:pPr>
         <w:pStyle w:val="Bibliography"/>
       </w:pPr>
       <w:r>
-        <w:t xml:space="preserve">Joksimovic, Srecko, Dirk Ifenthaler, Rebecca Marrone, Maarten De Laat, and George Siemens. 2023.</w:t>
-      </w:r>
-      <w:r>
-        <w:t xml:space="preserve"> </w:t>
-      </w:r>
-      <w:r>
-        <w:t xml:space="preserve">“Opportunities of Artificial Intelligence for Supporting Complex Problem-Solving: Findings from a Scoping Review.”</w:t>
+        <w:t xml:space="preserve">Holmes, Wayne, Fengchun Miao, et al. 2023.</w:t>
       </w:r>
       <w:r>
         <w:t xml:space="preserve"> </w:t>
@@ -8414,6 +8497,70 @@
           <w:i/>
           <w:iCs/>
         </w:rPr>
+        <w:t xml:space="preserve">Guidance for Generative AI in Education and Research</w:t>
+      </w:r>
+      <w:r>
+        <w:t xml:space="preserve">. UNESCO Publishing.</w:t>
+      </w:r>
+    </w:p>
+    <w:bookmarkEnd w:id="143"/>
+    <w:bookmarkStart w:id="144" w:name="ref-huang2024does"/>
+    <w:p>
+      <w:pPr>
+        <w:pStyle w:val="Bibliography"/>
+      </w:pPr>
+      <w:r>
+        <w:t xml:space="preserve">Huang, Shih-Hong, Ya-Fang Lin, Zeyu He, Chieh-Yang Huang, and Ting-Hao Kenneth Huang. 2024.</w:t>
+      </w:r>
+      <w:r>
+        <w:t xml:space="preserve"> </w:t>
+      </w:r>
+      <w:r>
+        <w:t xml:space="preserve">“How Does Conversation Length Impact User’s Satisfaction? A Case Study of Length-Controlled Conversations with LLM-Powered Chatbots.”</w:t>
+      </w:r>
+      <w:r>
+        <w:t xml:space="preserve"> </w:t>
+      </w:r>
+      <w:r>
+        <w:t xml:space="preserve">In</w:t>
+      </w:r>
+      <w:r>
+        <w:t xml:space="preserve"> </w:t>
+      </w:r>
+      <w:r>
+        <w:rPr>
+          <w:i/>
+          <w:iCs/>
+        </w:rPr>
+        <w:t xml:space="preserve">Extended Abstracts of the CHI Conference on Human Factors in Computing Systems</w:t>
+      </w:r>
+      <w:r>
+        <w:t xml:space="preserve">, 1–13.</w:t>
+      </w:r>
+    </w:p>
+    <w:bookmarkEnd w:id="144"/>
+    <w:bookmarkStart w:id="145" w:name="ref-joksimovic2023opportunities"/>
+    <w:p>
+      <w:pPr>
+        <w:pStyle w:val="Bibliography"/>
+      </w:pPr>
+      <w:r>
+        <w:t xml:space="preserve">Joksimovic, Srecko, Dirk Ifenthaler, Rebecca Marrone, Maarten De Laat, and George Siemens. 2023.</w:t>
+      </w:r>
+      <w:r>
+        <w:t xml:space="preserve"> </w:t>
+      </w:r>
+      <w:r>
+        <w:t xml:space="preserve">“Opportunities of Artificial Intelligence for Supporting Complex Problem-Solving: Findings from a Scoping Review.”</w:t>
+      </w:r>
+      <w:r>
+        <w:t xml:space="preserve"> </w:t>
+      </w:r>
+      <w:r>
+        <w:rPr>
+          <w:i/>
+          <w:iCs/>
+        </w:rPr>
         <w:t xml:space="preserve">Computers and Education: Artificial Intelligence</w:t>
       </w:r>
       <w:r>
@@ -8423,8 +8570,8 @@
         <w:t xml:space="preserve">4: 100138.</w:t>
       </w:r>
     </w:p>
-    <w:bookmarkEnd w:id="143"/>
-    <w:bookmarkStart w:id="145" w:name="ref-kalyan2021how"/>
+    <w:bookmarkEnd w:id="145"/>
+    <w:bookmarkStart w:id="147" w:name="ref-kalyan2021how"/>
     <w:p>
       <w:pPr>
         <w:pStyle w:val="Bibliography"/>
@@ -8447,7 +8594,7 @@
       <w:r>
         <w:t xml:space="preserve"> </w:t>
       </w:r>
-      <w:hyperlink r:id="rId144">
+      <w:hyperlink r:id="rId146">
         <w:r>
           <w:rPr>
             <w:rStyle w:val="Hyperlink"/>
@@ -8459,8 +8606,8 @@
         <w:t xml:space="preserve">.</w:t>
       </w:r>
     </w:p>
-    <w:bookmarkEnd w:id="145"/>
-    <w:bookmarkStart w:id="146" w:name="ref-kaplan2023generative"/>
+    <w:bookmarkEnd w:id="147"/>
+    <w:bookmarkStart w:id="148" w:name="ref-kaplan2023generative"/>
     <w:p>
       <w:pPr>
         <w:pStyle w:val="Bibliography"/>
@@ -8491,8 +8638,8 @@
         <w:t xml:space="preserve">34 (2): 313–38.</w:t>
       </w:r>
     </w:p>
-    <w:bookmarkEnd w:id="146"/>
-    <w:bookmarkStart w:id="147" w:name="ref-kasneci2023chatgpt"/>
+    <w:bookmarkEnd w:id="148"/>
+    <w:bookmarkStart w:id="149" w:name="ref-kasneci2023chatgpt"/>
     <w:p>
       <w:pPr>
         <w:pStyle w:val="Bibliography"/>
@@ -8523,8 +8670,8 @@
         <w:t xml:space="preserve">103: 102274.</w:t>
       </w:r>
     </w:p>
-    <w:bookmarkEnd w:id="147"/>
-    <w:bookmarkStart w:id="148" w:name="ref-kojima2022large"/>
+    <w:bookmarkEnd w:id="149"/>
+    <w:bookmarkStart w:id="150" w:name="ref-kojima2022large"/>
     <w:p>
       <w:pPr>
         <w:pStyle w:val="Bibliography"/>
@@ -8555,8 +8702,8 @@
         <w:t xml:space="preserve">35: 22199–213.</w:t>
       </w:r>
     </w:p>
-    <w:bookmarkEnd w:id="148"/>
-    <w:bookmarkStart w:id="149" w:name="ref-lai2011critical"/>
+    <w:bookmarkEnd w:id="150"/>
+    <w:bookmarkStart w:id="151" w:name="ref-lai2011critical"/>
     <w:p>
       <w:pPr>
         <w:pStyle w:val="Bibliography"/>
@@ -8587,8 +8734,8 @@
         <w:t xml:space="preserve">6 (1): 40–41.</w:t>
       </w:r>
     </w:p>
-    <w:bookmarkEnd w:id="149"/>
-    <w:bookmarkStart w:id="150" w:name="ref-lam2011socratic"/>
+    <w:bookmarkEnd w:id="151"/>
+    <w:bookmarkStart w:id="152" w:name="ref-lam2011socratic"/>
     <w:p>
       <w:pPr>
         <w:pStyle w:val="Bibliography"/>
@@ -8603,8 +8750,8 @@
         <w:t xml:space="preserve">“The Socratic Method as an Approach to Learning and Its Benefits.”</w:t>
       </w:r>
     </w:p>
-    <w:bookmarkEnd w:id="150"/>
-    <w:bookmarkStart w:id="151" w:name="ref-lara2020artificial"/>
+    <w:bookmarkEnd w:id="152"/>
+    <w:bookmarkStart w:id="153" w:name="ref-lara2020artificial"/>
     <w:p>
       <w:pPr>
         <w:pStyle w:val="Bibliography"/>
@@ -8635,8 +8782,8 @@
         <w:t xml:space="preserve">13 (3): 275–87.</w:t>
       </w:r>
     </w:p>
-    <w:bookmarkEnd w:id="151"/>
-    <w:bookmarkStart w:id="152" w:name="ref-lee2024cheating"/>
+    <w:bookmarkEnd w:id="153"/>
+    <w:bookmarkStart w:id="154" w:name="ref-lee2024cheating"/>
     <w:p>
       <w:pPr>
         <w:pStyle w:val="Bibliography"/>
@@ -8667,8 +8814,8 @@
         <w:t xml:space="preserve">7: 100253.</w:t>
       </w:r>
     </w:p>
-    <w:bookmarkEnd w:id="152"/>
-    <w:bookmarkStart w:id="153" w:name="ref-legare2014contributions"/>
+    <w:bookmarkEnd w:id="154"/>
+    <w:bookmarkStart w:id="155" w:name="ref-legare2014contributions"/>
     <w:p>
       <w:pPr>
         <w:pStyle w:val="Bibliography"/>
@@ -8699,8 +8846,8 @@
         <w:t xml:space="preserve">8 (2): 101–6.</w:t>
       </w:r>
     </w:p>
-    <w:bookmarkEnd w:id="153"/>
-    <w:bookmarkStart w:id="154" w:name="ref-li2024explanatory"/>
+    <w:bookmarkEnd w:id="155"/>
+    <w:bookmarkStart w:id="156" w:name="ref-li2024explanatory"/>
     <w:p>
       <w:pPr>
         <w:pStyle w:val="Bibliography"/>
@@ -8731,8 +8878,8 @@
         <w:t xml:space="preserve">14 (1): 13922.</w:t>
       </w:r>
     </w:p>
-    <w:bookmarkEnd w:id="154"/>
-    <w:bookmarkStart w:id="155" w:name="ref-lombrozo2006structure"/>
+    <w:bookmarkEnd w:id="156"/>
+    <w:bookmarkStart w:id="157" w:name="ref-lombrozo2006structure"/>
     <w:p>
       <w:pPr>
         <w:pStyle w:val="Bibliography"/>
@@ -8763,20 +8910,14 @@
         <w:t xml:space="preserve">10 (10): 464–70.</w:t>
       </w:r>
     </w:p>
-    <w:bookmarkEnd w:id="155"/>
-    <w:bookmarkStart w:id="156" w:name="ref-micklo1999estimation"/>
+    <w:bookmarkEnd w:id="157"/>
+    <w:bookmarkStart w:id="158" w:name="ref-ma1999knowing"/>
     <w:p>
       <w:pPr>
         <w:pStyle w:val="Bibliography"/>
       </w:pPr>
       <w:r>
-        <w:t xml:space="preserve">Micklo, Stephen J. 1999.</w:t>
-      </w:r>
-      <w:r>
-        <w:t xml:space="preserve"> </w:t>
-      </w:r>
-      <w:r>
-        <w:t xml:space="preserve">“Estimation It’s More Than a Guess.”</w:t>
+        <w:t xml:space="preserve">Ma, Liping. 1999.</w:t>
       </w:r>
       <w:r>
         <w:t xml:space="preserve"> </w:t>
@@ -8786,29 +8927,26 @@
           <w:i/>
           <w:iCs/>
         </w:rPr>
-        <w:t xml:space="preserve">Childhood Education</w:t>
-      </w:r>
-      <w:r>
-        <w:t xml:space="preserve"> </w:t>
-      </w:r>
-      <w:r>
-        <w:t xml:space="preserve">75 (3): 142–45.</w:t>
-      </w:r>
-    </w:p>
-    <w:bookmarkEnd w:id="156"/>
-    <w:bookmarkStart w:id="157" w:name="ref-noroozi2025does"/>
+        <w:t xml:space="preserve">Knowing and Teaching Elementary Mathematics: Teacher’s Understanding Offundamental Mathematics in China and the United States</w:t>
+      </w:r>
+      <w:r>
+        <w:t xml:space="preserve">. Lawrence Erlbaum Associates, Incorporated.</w:t>
+      </w:r>
+    </w:p>
+    <w:bookmarkEnd w:id="158"/>
+    <w:bookmarkStart w:id="159" w:name="ref-micklo1999estimation"/>
     <w:p>
       <w:pPr>
         <w:pStyle w:val="Bibliography"/>
       </w:pPr>
       <w:r>
-        <w:t xml:space="preserve">Noroozi, Omid, Maryam Alqassab, Nafiseh Taghizadeh Kerman, Seyyed Kazem Banihashem, and Ernesto Panadero. 2025.</w:t>
-      </w:r>
-      <w:r>
-        <w:t xml:space="preserve"> </w:t>
-      </w:r>
-      <w:r>
-        <w:t xml:space="preserve">“Does Perception Mean Learning? Insights from an Online Peer Feedback Setting.”</w:t>
+        <w:t xml:space="preserve">Micklo, Stephen J. 1999.</w:t>
+      </w:r>
+      <w:r>
+        <w:t xml:space="preserve"> </w:t>
+      </w:r>
+      <w:r>
+        <w:t xml:space="preserve">“Estimation It’s More Than a Guess.”</w:t>
       </w:r>
       <w:r>
         <w:t xml:space="preserve"> </w:t>
@@ -8818,29 +8956,29 @@
           <w:i/>
           <w:iCs/>
         </w:rPr>
-        <w:t xml:space="preserve">Assessment &amp; Evaluation in Higher Education</w:t>
-      </w:r>
-      <w:r>
-        <w:t xml:space="preserve"> </w:t>
-      </w:r>
-      <w:r>
-        <w:t xml:space="preserve">50 (1): 83–97.</w:t>
-      </w:r>
-    </w:p>
-    <w:bookmarkEnd w:id="157"/>
-    <w:bookmarkStart w:id="158" w:name="ref-noroozi2024generative"/>
+        <w:t xml:space="preserve">Childhood Education</w:t>
+      </w:r>
+      <w:r>
+        <w:t xml:space="preserve"> </w:t>
+      </w:r>
+      <w:r>
+        <w:t xml:space="preserve">75 (3): 142–45.</w:t>
+      </w:r>
+    </w:p>
+    <w:bookmarkEnd w:id="159"/>
+    <w:bookmarkStart w:id="160" w:name="ref-noroozi2025does"/>
     <w:p>
       <w:pPr>
         <w:pStyle w:val="Bibliography"/>
       </w:pPr>
       <w:r>
-        <w:t xml:space="preserve">Noroozi, Omid, Saba Soleimani, Mohammadreza Farrokhnia, and Seyyed Kazem Banihashem. 2024.</w:t>
-      </w:r>
-      <w:r>
-        <w:t xml:space="preserve"> </w:t>
-      </w:r>
-      <w:r>
-        <w:t xml:space="preserve">“Generative AI in Education: Pedagogical, Theoretical, and Methodological Perspectives.”</w:t>
+        <w:t xml:space="preserve">Noroozi, Omid, Maryam Alqassab, Nafiseh Taghizadeh Kerman, Seyyed Kazem Banihashem, and Ernesto Panadero. 2025.</w:t>
+      </w:r>
+      <w:r>
+        <w:t xml:space="preserve"> </w:t>
+      </w:r>
+      <w:r>
+        <w:t xml:space="preserve">“Does Perception Mean Learning? Insights from an Online Peer Feedback Setting.”</w:t>
       </w:r>
       <w:r>
         <w:t xml:space="preserve"> </w:t>
@@ -8850,29 +8988,29 @@
           <w:i/>
           <w:iCs/>
         </w:rPr>
-        <w:t xml:space="preserve">International Journal of Technology in Education</w:t>
-      </w:r>
-      <w:r>
-        <w:t xml:space="preserve"> </w:t>
-      </w:r>
-      <w:r>
-        <w:t xml:space="preserve">7 (3): 373–85.</w:t>
-      </w:r>
-    </w:p>
-    <w:bookmarkEnd w:id="158"/>
-    <w:bookmarkStart w:id="159" w:name="ref-rai2020explainable"/>
+        <w:t xml:space="preserve">Assessment &amp; Evaluation in Higher Education</w:t>
+      </w:r>
+      <w:r>
+        <w:t xml:space="preserve"> </w:t>
+      </w:r>
+      <w:r>
+        <w:t xml:space="preserve">50 (1): 83–97.</w:t>
+      </w:r>
+    </w:p>
+    <w:bookmarkEnd w:id="160"/>
+    <w:bookmarkStart w:id="161" w:name="ref-noroozi2024generative"/>
     <w:p>
       <w:pPr>
         <w:pStyle w:val="Bibliography"/>
       </w:pPr>
       <w:r>
-        <w:t xml:space="preserve">Rai, Arun. 2020.</w:t>
-      </w:r>
-      <w:r>
-        <w:t xml:space="preserve"> </w:t>
-      </w:r>
-      <w:r>
-        <w:t xml:space="preserve">“Explainable AI: From Black Box to Glass Box.”</w:t>
+        <w:t xml:space="preserve">Noroozi, Omid, Saba Soleimani, Mohammadreza Farrokhnia, and Seyyed Kazem Banihashem. 2024.</w:t>
+      </w:r>
+      <w:r>
+        <w:t xml:space="preserve"> </w:t>
+      </w:r>
+      <w:r>
+        <w:t xml:space="preserve">“Generative AI in Education: Pedagogical, Theoretical, and Methodological Perspectives.”</w:t>
       </w:r>
       <w:r>
         <w:t xml:space="preserve"> </w:t>
@@ -8882,29 +9020,29 @@
           <w:i/>
           <w:iCs/>
         </w:rPr>
-        <w:t xml:space="preserve">Journal of the Academy of Marketing Science</w:t>
-      </w:r>
-      <w:r>
-        <w:t xml:space="preserve"> </w:t>
-      </w:r>
-      <w:r>
-        <w:t xml:space="preserve">48: 137–41.</w:t>
-      </w:r>
-    </w:p>
-    <w:bookmarkEnd w:id="159"/>
-    <w:bookmarkStart w:id="160" w:name="ref-roll2016evolution"/>
+        <w:t xml:space="preserve">International Journal of Technology in Education</w:t>
+      </w:r>
+      <w:r>
+        <w:t xml:space="preserve"> </w:t>
+      </w:r>
+      <w:r>
+        <w:t xml:space="preserve">7 (3): 373–85.</w:t>
+      </w:r>
+    </w:p>
+    <w:bookmarkEnd w:id="161"/>
+    <w:bookmarkStart w:id="162" w:name="ref-rai2020explainable"/>
     <w:p>
       <w:pPr>
         <w:pStyle w:val="Bibliography"/>
       </w:pPr>
       <w:r>
-        <w:t xml:space="preserve">Roll, Ido, and Ruth Wylie. 2016.</w:t>
-      </w:r>
-      <w:r>
-        <w:t xml:space="preserve"> </w:t>
-      </w:r>
-      <w:r>
-        <w:t xml:space="preserve">“Evolution and Revolution in Artificial Intelligence in Education.”</w:t>
+        <w:t xml:space="preserve">Rai, Arun. 2020.</w:t>
+      </w:r>
+      <w:r>
+        <w:t xml:space="preserve"> </w:t>
+      </w:r>
+      <w:r>
+        <w:t xml:space="preserve">“Explainable AI: From Black Box to Glass Box.”</w:t>
       </w:r>
       <w:r>
         <w:t xml:space="preserve"> </w:t>
@@ -8914,29 +9052,29 @@
           <w:i/>
           <w:iCs/>
         </w:rPr>
-        <w:t xml:space="preserve">International Journal of Artificial Intelligence in Education</w:t>
-      </w:r>
-      <w:r>
-        <w:t xml:space="preserve"> </w:t>
-      </w:r>
-      <w:r>
-        <w:t xml:space="preserve">26: 582–99.</w:t>
-      </w:r>
-    </w:p>
-    <w:bookmarkEnd w:id="160"/>
-    <w:bookmarkStart w:id="161" w:name="ref-rudin2022interpretable"/>
+        <w:t xml:space="preserve">Journal of the Academy of Marketing Science</w:t>
+      </w:r>
+      <w:r>
+        <w:t xml:space="preserve"> </w:t>
+      </w:r>
+      <w:r>
+        <w:t xml:space="preserve">48: 137–41.</w:t>
+      </w:r>
+    </w:p>
+    <w:bookmarkEnd w:id="162"/>
+    <w:bookmarkStart w:id="163" w:name="ref-roll2016evolution"/>
     <w:p>
       <w:pPr>
         <w:pStyle w:val="Bibliography"/>
       </w:pPr>
       <w:r>
-        <w:t xml:space="preserve">Rudin, Cynthia, Chaofan Chen, Zhi Chen, Haiyang Huang, Lesia Semenova, and Chudi Zhong. 2022.</w:t>
-      </w:r>
-      <w:r>
-        <w:t xml:space="preserve"> </w:t>
-      </w:r>
-      <w:r>
-        <w:t xml:space="preserve">“Interpretable Machine Learning: Fundamental Principles and 10 Grand Challenges.”</w:t>
+        <w:t xml:space="preserve">Roll, Ido, and Ruth Wylie. 2016.</w:t>
+      </w:r>
+      <w:r>
+        <w:t xml:space="preserve"> </w:t>
+      </w:r>
+      <w:r>
+        <w:t xml:space="preserve">“Evolution and Revolution in Artificial Intelligence in Education.”</w:t>
       </w:r>
       <w:r>
         <w:t xml:space="preserve"> </w:t>
@@ -8946,29 +9084,29 @@
           <w:i/>
           <w:iCs/>
         </w:rPr>
-        <w:t xml:space="preserve">Statistic Surveys</w:t>
-      </w:r>
-      <w:r>
-        <w:t xml:space="preserve"> </w:t>
-      </w:r>
-      <w:r>
-        <w:t xml:space="preserve">16: 1–85.</w:t>
-      </w:r>
-    </w:p>
-    <w:bookmarkEnd w:id="161"/>
-    <w:bookmarkStart w:id="162" w:name="ref-saxton2019analysing"/>
+        <w:t xml:space="preserve">International Journal of Artificial Intelligence in Education</w:t>
+      </w:r>
+      <w:r>
+        <w:t xml:space="preserve"> </w:t>
+      </w:r>
+      <w:r>
+        <w:t xml:space="preserve">26: 582–99.</w:t>
+      </w:r>
+    </w:p>
+    <w:bookmarkEnd w:id="163"/>
+    <w:bookmarkStart w:id="164" w:name="ref-rudin2022interpretable"/>
     <w:p>
       <w:pPr>
         <w:pStyle w:val="Bibliography"/>
       </w:pPr>
       <w:r>
-        <w:t xml:space="preserve">Saxton, David, Edward Grefenstette, Felix Hill, and Pushmeet Kohli. 2019.</w:t>
-      </w:r>
-      <w:r>
-        <w:t xml:space="preserve"> </w:t>
-      </w:r>
-      <w:r>
-        <w:t xml:space="preserve">“Analysing Mathematical Reasoning Abilities of Neural Models.”</w:t>
+        <w:t xml:space="preserve">Rudin, Cynthia, Chaofan Chen, Zhi Chen, Haiyang Huang, Lesia Semenova, and Chudi Zhong. 2022.</w:t>
+      </w:r>
+      <w:r>
+        <w:t xml:space="preserve"> </w:t>
+      </w:r>
+      <w:r>
+        <w:t xml:space="preserve">“Interpretable Machine Learning: Fundamental Principles and 10 Grand Challenges.”</w:t>
       </w:r>
       <w:r>
         <w:t xml:space="preserve"> </w:t>
@@ -8978,26 +9116,29 @@
           <w:i/>
           <w:iCs/>
         </w:rPr>
-        <w:t xml:space="preserve">arXiv Preprint arXiv:1904.01557</w:t>
-      </w:r>
-      <w:r>
-        <w:t xml:space="preserve">.</w:t>
-      </w:r>
-    </w:p>
-    <w:bookmarkEnd w:id="162"/>
-    <w:bookmarkStart w:id="163" w:name="ref-schepman2020initial"/>
+        <w:t xml:space="preserve">Statistic Surveys</w:t>
+      </w:r>
+      <w:r>
+        <w:t xml:space="preserve"> </w:t>
+      </w:r>
+      <w:r>
+        <w:t xml:space="preserve">16: 1–85.</w:t>
+      </w:r>
+    </w:p>
+    <w:bookmarkEnd w:id="164"/>
+    <w:bookmarkStart w:id="165" w:name="ref-saxton2019analysing"/>
     <w:p>
       <w:pPr>
         <w:pStyle w:val="Bibliography"/>
       </w:pPr>
       <w:r>
-        <w:t xml:space="preserve">Schepman, Astrid, and Paul Rodway. 2020.</w:t>
-      </w:r>
-      <w:r>
-        <w:t xml:space="preserve"> </w:t>
-      </w:r>
-      <w:r>
-        <w:t xml:space="preserve">“Initial Validation of the General Attitudes Towards Artificial Intelligence Scale.”</w:t>
+        <w:t xml:space="preserve">Saxton, David, Edward Grefenstette, Felix Hill, and Pushmeet Kohli. 2019.</w:t>
+      </w:r>
+      <w:r>
+        <w:t xml:space="preserve"> </w:t>
+      </w:r>
+      <w:r>
+        <w:t xml:space="preserve">“Analysing Mathematical Reasoning Abilities of Neural Models.”</w:t>
       </w:r>
       <w:r>
         <w:t xml:space="preserve"> </w:t>
@@ -9007,29 +9148,26 @@
           <w:i/>
           <w:iCs/>
         </w:rPr>
-        <w:t xml:space="preserve">Computers in Human Behavior Reports</w:t>
-      </w:r>
-      <w:r>
-        <w:t xml:space="preserve"> </w:t>
-      </w:r>
-      <w:r>
-        <w:t xml:space="preserve">1: 100014.</w:t>
-      </w:r>
-    </w:p>
-    <w:bookmarkEnd w:id="163"/>
-    <w:bookmarkStart w:id="164" w:name="ref-song2023enhancing"/>
+        <w:t xml:space="preserve">arXiv Preprint arXiv:1904.01557</w:t>
+      </w:r>
+      <w:r>
+        <w:t xml:space="preserve">.</w:t>
+      </w:r>
+    </w:p>
+    <w:bookmarkEnd w:id="165"/>
+    <w:bookmarkStart w:id="166" w:name="ref-schepman2020initial"/>
     <w:p>
       <w:pPr>
         <w:pStyle w:val="Bibliography"/>
       </w:pPr>
       <w:r>
-        <w:t xml:space="preserve">Song, Cuiping, and Yanping Song. 2023.</w:t>
-      </w:r>
-      <w:r>
-        <w:t xml:space="preserve"> </w:t>
-      </w:r>
-      <w:r>
-        <w:t xml:space="preserve">“Enhancing Academic Writing Skills and Motivation: Assessing the Efficacy of ChatGPT in AI-Assisted Language Learning for EFL Students.”</w:t>
+        <w:t xml:space="preserve">Schepman, Astrid, and Paul Rodway. 2020.</w:t>
+      </w:r>
+      <w:r>
+        <w:t xml:space="preserve"> </w:t>
+      </w:r>
+      <w:r>
+        <w:t xml:space="preserve">“Initial Validation of the General Attitudes Towards Artificial Intelligence Scale.”</w:t>
       </w:r>
       <w:r>
         <w:t xml:space="preserve"> </w:t>
@@ -9039,29 +9177,29 @@
           <w:i/>
           <w:iCs/>
         </w:rPr>
-        <w:t xml:space="preserve">Frontiers in Psychology</w:t>
-      </w:r>
-      <w:r>
-        <w:t xml:space="preserve"> </w:t>
-      </w:r>
-      <w:r>
-        <w:t xml:space="preserve">14: 1260843.</w:t>
-      </w:r>
-    </w:p>
-    <w:bookmarkEnd w:id="164"/>
-    <w:bookmarkStart w:id="166" w:name="ref-steiner2015turns"/>
+        <w:t xml:space="preserve">Computers in Human Behavior Reports</w:t>
+      </w:r>
+      <w:r>
+        <w:t xml:space="preserve"> </w:t>
+      </w:r>
+      <w:r>
+        <w:t xml:space="preserve">1: 100014.</w:t>
+      </w:r>
+    </w:p>
+    <w:bookmarkEnd w:id="166"/>
+    <w:bookmarkStart w:id="167" w:name="ref-song2023enhancing"/>
     <w:p>
       <w:pPr>
         <w:pStyle w:val="Bibliography"/>
       </w:pPr>
       <w:r>
-        <w:t xml:space="preserve">Steiner, Erik. 2015.</w:t>
-      </w:r>
-      <w:r>
-        <w:t xml:space="preserve"> </w:t>
-      </w:r>
-      <w:r>
-        <w:t xml:space="preserve">“Turns Out the Internet Is Bad at Guessing How Many Coins Are in a Jar.”</w:t>
+        <w:t xml:space="preserve">Song, Cuiping, and Yanping Song. 2023.</w:t>
+      </w:r>
+      <w:r>
+        <w:t xml:space="preserve"> </w:t>
+      </w:r>
+      <w:r>
+        <w:t xml:space="preserve">“Enhancing Academic Writing Skills and Motivation: Assessing the Efficacy of ChatGPT in AI-Assisted Language Learning for EFL Students.”</w:t>
       </w:r>
       <w:r>
         <w:t xml:space="preserve"> </w:t>
@@ -9071,6 +9209,38 @@
           <w:i/>
           <w:iCs/>
         </w:rPr>
+        <w:t xml:space="preserve">Frontiers in Psychology</w:t>
+      </w:r>
+      <w:r>
+        <w:t xml:space="preserve"> </w:t>
+      </w:r>
+      <w:r>
+        <w:t xml:space="preserve">14: 1260843.</w:t>
+      </w:r>
+    </w:p>
+    <w:bookmarkEnd w:id="167"/>
+    <w:bookmarkStart w:id="169" w:name="ref-steiner2015turns"/>
+    <w:p>
+      <w:pPr>
+        <w:pStyle w:val="Bibliography"/>
+      </w:pPr>
+      <w:r>
+        <w:t xml:space="preserve">Steiner, Erik. 2015.</w:t>
+      </w:r>
+      <w:r>
+        <w:t xml:space="preserve"> </w:t>
+      </w:r>
+      <w:r>
+        <w:t xml:space="preserve">“Turns Out the Internet Is Bad at Guessing How Many Coins Are in a Jar.”</w:t>
+      </w:r>
+      <w:r>
+        <w:t xml:space="preserve"> </w:t>
+      </w:r>
+      <w:r>
+        <w:rPr>
+          <w:i/>
+          <w:iCs/>
+        </w:rPr>
         <w:t xml:space="preserve">WIRED</w:t>
       </w:r>
       <w:r>
@@ -9079,7 +9249,7 @@
       <w:r>
         <w:t xml:space="preserve"> </w:t>
       </w:r>
-      <w:hyperlink r:id="rId165">
+      <w:hyperlink r:id="rId168">
         <w:r>
           <w:rPr>
             <w:rStyle w:val="Hyperlink"/>
@@ -9091,8 +9261,8 @@
         <w:t xml:space="preserve">.</w:t>
       </w:r>
     </w:p>
-    <w:bookmarkEnd w:id="166"/>
-    <w:bookmarkStart w:id="167" w:name="ref-suriano2025student"/>
+    <w:bookmarkEnd w:id="169"/>
+    <w:bookmarkStart w:id="170" w:name="ref-suriano2025student"/>
     <w:p>
       <w:pPr>
         <w:pStyle w:val="Bibliography"/>
@@ -9123,8 +9293,8 @@
         <w:t xml:space="preserve">95: 102011.</w:t>
       </w:r>
     </w:p>
-    <w:bookmarkEnd w:id="167"/>
-    <w:bookmarkStart w:id="168" w:name="ref-thaler1988anomalies"/>
+    <w:bookmarkEnd w:id="170"/>
+    <w:bookmarkStart w:id="171" w:name="ref-thaler1988anomalies"/>
     <w:p>
       <w:pPr>
         <w:pStyle w:val="Bibliography"/>
@@ -9155,8 +9325,8 @@
         <w:t xml:space="preserve">2 (1): 191–202.</w:t>
       </w:r>
     </w:p>
-    <w:bookmarkEnd w:id="168"/>
-    <w:bookmarkStart w:id="169" w:name="ref-tlili2023if"/>
+    <w:bookmarkEnd w:id="171"/>
+    <w:bookmarkStart w:id="172" w:name="ref-tlili2023if"/>
     <w:p>
       <w:pPr>
         <w:pStyle w:val="Bibliography"/>
@@ -9187,8 +9357,8 @@
         <w:t xml:space="preserve">10 (1): 1–24.</w:t>
       </w:r>
     </w:p>
-    <w:bookmarkEnd w:id="169"/>
-    <w:bookmarkStart w:id="170" w:name="ref-urban2024chatgpt"/>
+    <w:bookmarkEnd w:id="172"/>
+    <w:bookmarkStart w:id="173" w:name="ref-urban2024chatgpt"/>
     <w:p>
       <w:pPr>
         <w:pStyle w:val="Bibliography"/>
@@ -9219,8 +9389,8 @@
         <w:t xml:space="preserve">215: 105031.</w:t>
       </w:r>
     </w:p>
-    <w:bookmarkEnd w:id="170"/>
-    <w:bookmarkStart w:id="171" w:name="ref-vaccaro2024combinations"/>
+    <w:bookmarkEnd w:id="173"/>
+    <w:bookmarkStart w:id="174" w:name="ref-vaccaro2024combinations"/>
     <w:p>
       <w:pPr>
         <w:pStyle w:val="Bibliography"/>
@@ -9248,8 +9418,8 @@
         <w:t xml:space="preserve">, 1–11.</w:t>
       </w:r>
     </w:p>
-    <w:bookmarkEnd w:id="171"/>
-    <w:bookmarkStart w:id="172" w:name="ref-vygotsky1978mind"/>
+    <w:bookmarkEnd w:id="174"/>
+    <w:bookmarkStart w:id="175" w:name="ref-vygotsky1978mind"/>
     <w:p>
       <w:pPr>
         <w:pStyle w:val="Bibliography"/>
@@ -9271,8 +9441,8 @@
         <w:t xml:space="preserve">. Harvard university press.</w:t>
       </w:r>
     </w:p>
-    <w:bookmarkEnd w:id="172"/>
-    <w:bookmarkStart w:id="174" w:name="ref-walczak2023challenges"/>
+    <w:bookmarkEnd w:id="175"/>
+    <w:bookmarkStart w:id="177" w:name="ref-walczak2023challenges"/>
     <w:p>
       <w:pPr>
         <w:pStyle w:val="Bibliography"/>
@@ -9311,7 +9481,7 @@
       <w:r>
         <w:t xml:space="preserve"> </w:t>
       </w:r>
-      <w:hyperlink r:id="rId173">
+      <w:hyperlink r:id="rId176">
         <w:r>
           <w:rPr>
             <w:rStyle w:val="Hyperlink"/>
@@ -9323,8 +9493,8 @@
         <w:t xml:space="preserve">.</w:t>
       </w:r>
     </w:p>
-    <w:bookmarkEnd w:id="174"/>
-    <w:bookmarkStart w:id="175" w:name="ref-walter2024embracing"/>
+    <w:bookmarkEnd w:id="177"/>
+    <w:bookmarkStart w:id="178" w:name="ref-walter2024embracing"/>
     <w:p>
       <w:pPr>
         <w:pStyle w:val="Bibliography"/>
@@ -9355,26 +9525,20 @@
         <w:t xml:space="preserve">21 (1): 15.</w:t>
       </w:r>
     </w:p>
-    <w:bookmarkEnd w:id="175"/>
-    <w:bookmarkStart w:id="176" w:name="ref-weidinger2022taxonomy"/>
+    <w:bookmarkEnd w:id="178"/>
+    <w:bookmarkStart w:id="179" w:name="ref-webb1989peer"/>
     <w:p>
       <w:pPr>
         <w:pStyle w:val="Bibliography"/>
       </w:pPr>
       <w:r>
-        <w:t xml:space="preserve">Weidinger, Laura, Jonathan Uesato, Maribeth Rauh, Conor Griffin, Po-Sen Huang, John Mellor, Amelia Glaese, et al. 2022.</w:t>
-      </w:r>
-      <w:r>
-        <w:t xml:space="preserve"> </w:t>
-      </w:r>
-      <w:r>
-        <w:t xml:space="preserve">“Taxonomy of Risks Posed by Language Models.”</w:t>
-      </w:r>
-      <w:r>
-        <w:t xml:space="preserve"> </w:t>
-      </w:r>
-      <w:r>
-        <w:t xml:space="preserve">In</w:t>
+        <w:t xml:space="preserve">Webb, Noreen M. 1989.</w:t>
+      </w:r>
+      <w:r>
+        <w:t xml:space="preserve"> </w:t>
+      </w:r>
+      <w:r>
+        <w:t xml:space="preserve">“Peer Interaction and Learning in Small Groups.”</w:t>
       </w:r>
       <w:r>
         <w:t xml:space="preserve"> </w:t>
@@ -9384,20 +9548,35 @@
           <w:i/>
           <w:iCs/>
         </w:rPr>
-        <w:t xml:space="preserve">Proceedings of the 2022 ACM Conference on Fairness, Accountability, and Transparency</w:t>
-      </w:r>
-      <w:r>
-        <w:t xml:space="preserve">, 214–29.</w:t>
-      </w:r>
-    </w:p>
-    <w:bookmarkEnd w:id="176"/>
-    <w:bookmarkStart w:id="177" w:name="ref-wilberding2021socratic"/>
+        <w:t xml:space="preserve">International Journal of Educational Research</w:t>
+      </w:r>
+      <w:r>
+        <w:t xml:space="preserve"> </w:t>
+      </w:r>
+      <w:r>
+        <w:t xml:space="preserve">13 (1): 21–39.</w:t>
+      </w:r>
+    </w:p>
+    <w:bookmarkEnd w:id="179"/>
+    <w:bookmarkStart w:id="180" w:name="ref-weidinger2022taxonomy"/>
     <w:p>
       <w:pPr>
         <w:pStyle w:val="Bibliography"/>
       </w:pPr>
       <w:r>
-        <w:t xml:space="preserve">Wilberding, Erick. 2021.</w:t>
+        <w:t xml:space="preserve">Weidinger, Laura, Jonathan Uesato, Maribeth Rauh, Conor Griffin, Po-Sen Huang, John Mellor, Amelia Glaese, et al. 2022.</w:t>
+      </w:r>
+      <w:r>
+        <w:t xml:space="preserve"> </w:t>
+      </w:r>
+      <w:r>
+        <w:t xml:space="preserve">“Taxonomy of Risks Posed by Language Models.”</w:t>
+      </w:r>
+      <w:r>
+        <w:t xml:space="preserve"> </w:t>
+      </w:r>
+      <w:r>
+        <w:t xml:space="preserve">In</w:t>
       </w:r>
       <w:r>
         <w:t xml:space="preserve"> </w:t>
@@ -9407,26 +9586,20 @@
           <w:i/>
           <w:iCs/>
         </w:rPr>
-        <w:t xml:space="preserve">Socratic Methods in the Classroom: Encouraging Critical Thinking and Problem Solving Through Dialogue (Grades 8-12)</w:t>
-      </w:r>
-      <w:r>
-        <w:t xml:space="preserve">. Routledge.</w:t>
-      </w:r>
-    </w:p>
-    <w:bookmarkEnd w:id="177"/>
-    <w:bookmarkStart w:id="178" w:name="ref-wittwer2008instructional"/>
+        <w:t xml:space="preserve">Proceedings of the 2022 ACM Conference on Fairness, Accountability, and Transparency</w:t>
+      </w:r>
+      <w:r>
+        <w:t xml:space="preserve">, 214–29.</w:t>
+      </w:r>
+    </w:p>
+    <w:bookmarkEnd w:id="180"/>
+    <w:bookmarkStart w:id="181" w:name="ref-wilberding2021socratic"/>
     <w:p>
       <w:pPr>
         <w:pStyle w:val="Bibliography"/>
       </w:pPr>
       <w:r>
-        <w:t xml:space="preserve">Wittwer, Jörg, and Alexander Renkl. 2008.</w:t>
-      </w:r>
-      <w:r>
-        <w:t xml:space="preserve"> </w:t>
-      </w:r>
-      <w:r>
-        <w:t xml:space="preserve">“Why Instructional Explanations Often Do Not Work: A Framework for Understanding the Effectiveness of Instructional Explanations.”</w:t>
+        <w:t xml:space="preserve">Wilberding, Erick. 2021.</w:t>
       </w:r>
       <w:r>
         <w:t xml:space="preserve"> </w:t>
@@ -9436,29 +9609,26 @@
           <w:i/>
           <w:iCs/>
         </w:rPr>
-        <w:t xml:space="preserve">Educational Psychologist</w:t>
-      </w:r>
-      <w:r>
-        <w:t xml:space="preserve"> </w:t>
-      </w:r>
-      <w:r>
-        <w:t xml:space="preserve">43 (1): 49–64.</w:t>
-      </w:r>
-    </w:p>
-    <w:bookmarkEnd w:id="178"/>
-    <w:bookmarkStart w:id="179" w:name="ref-wu2024ai"/>
+        <w:t xml:space="preserve">Socratic Methods in the Classroom: Encouraging Critical Thinking and Problem Solving Through Dialogue (Grades 8-12)</w:t>
+      </w:r>
+      <w:r>
+        <w:t xml:space="preserve">. Routledge.</w:t>
+      </w:r>
+    </w:p>
+    <w:bookmarkEnd w:id="181"/>
+    <w:bookmarkStart w:id="182" w:name="ref-wittwer2008instructional"/>
     <w:p>
       <w:pPr>
         <w:pStyle w:val="Bibliography"/>
       </w:pPr>
       <w:r>
-        <w:t xml:space="preserve">Wu, Rong, and Zhonggen Yu. 2024.</w:t>
-      </w:r>
-      <w:r>
-        <w:t xml:space="preserve"> </w:t>
-      </w:r>
-      <w:r>
-        <w:t xml:space="preserve">“Do AI Chatbots Improve Students Learning Outcomes? Evidence from a Meta-Analysis.”</w:t>
+        <w:t xml:space="preserve">Wittwer, Jörg, and Alexander Renkl. 2008.</w:t>
+      </w:r>
+      <w:r>
+        <w:t xml:space="preserve"> </w:t>
+      </w:r>
+      <w:r>
+        <w:t xml:space="preserve">“Why Instructional Explanations Often Do Not Work: A Framework for Understanding the Effectiveness of Instructional Explanations.”</w:t>
       </w:r>
       <w:r>
         <w:t xml:space="preserve"> </w:t>
@@ -9468,62 +9638,29 @@
           <w:i/>
           <w:iCs/>
         </w:rPr>
-        <w:t xml:space="preserve">British Journal of Educational Technology</w:t>
-      </w:r>
-      <w:r>
-        <w:t xml:space="preserve"> </w:t>
-      </w:r>
-      <w:r>
-        <w:t xml:space="preserve">55 (1): 10–33.</w:t>
-      </w:r>
-    </w:p>
-    <w:bookmarkEnd w:id="179"/>
-    <w:bookmarkStart w:id="180" w:name="ref-wu2024critical"/>
+        <w:t xml:space="preserve">Educational Psychologist</w:t>
+      </w:r>
+      <w:r>
+        <w:t xml:space="preserve"> </w:t>
+      </w:r>
+      <w:r>
+        <w:t xml:space="preserve">43 (1): 49–64.</w:t>
+      </w:r>
+    </w:p>
+    <w:bookmarkEnd w:id="182"/>
+    <w:bookmarkStart w:id="183" w:name="ref-wu2024ai"/>
     <w:p>
       <w:pPr>
         <w:pStyle w:val="Bibliography"/>
       </w:pPr>
       <w:r>
-        <w:t xml:space="preserve">Wu, Yi. 2024.</w:t>
-      </w:r>
-      <w:r>
-        <w:t xml:space="preserve"> </w:t>
-      </w:r>
-      <w:r>
-        <w:t xml:space="preserve">“Critical Thinking Pedagogics Design in an Era of ChatGPT and Other AI Tools—Shifting from Teaching</w:t>
-      </w:r>
-      <w:r>
-        <w:t xml:space="preserve"> </w:t>
-      </w:r>
-      <w:r>
-        <w:t xml:space="preserve">‘What’</w:t>
-      </w:r>
-      <w:r>
-        <w:t xml:space="preserve"> </w:t>
-      </w:r>
-      <w:r>
-        <w:t xml:space="preserve">to Teaching</w:t>
-      </w:r>
-      <w:r>
-        <w:t xml:space="preserve"> </w:t>
-      </w:r>
-      <w:r>
-        <w:t xml:space="preserve">‘Why’</w:t>
-      </w:r>
-      <w:r>
-        <w:t xml:space="preserve"> </w:t>
-      </w:r>
-      <w:r>
-        <w:t xml:space="preserve">and</w:t>
-      </w:r>
-      <w:r>
-        <w:t xml:space="preserve"> </w:t>
-      </w:r>
-      <w:r>
-        <w:t xml:space="preserve">‘How’</w:t>
-      </w:r>
-      <w:r>
-        <w:t xml:space="preserve">.”</w:t>
+        <w:t xml:space="preserve">Wu, Rong, and Zhonggen Yu. 2024.</w:t>
+      </w:r>
+      <w:r>
+        <w:t xml:space="preserve"> </w:t>
+      </w:r>
+      <w:r>
+        <w:t xml:space="preserve">“Do AI Chatbots Improve Students Learning Outcomes? Evidence from a Meta-Analysis.”</w:t>
       </w:r>
       <w:r>
         <w:t xml:space="preserve"> </w:t>
@@ -9533,29 +9670,62 @@
           <w:i/>
           <w:iCs/>
         </w:rPr>
-        <w:t xml:space="preserve">Journal of Education and Development</w:t>
-      </w:r>
-      <w:r>
-        <w:t xml:space="preserve"> </w:t>
-      </w:r>
-      <w:r>
-        <w:t xml:space="preserve">8 (1): 1.</w:t>
-      </w:r>
-    </w:p>
-    <w:bookmarkEnd w:id="180"/>
-    <w:bookmarkStart w:id="181" w:name="ref-xing2025development"/>
+        <w:t xml:space="preserve">British Journal of Educational Technology</w:t>
+      </w:r>
+      <w:r>
+        <w:t xml:space="preserve"> </w:t>
+      </w:r>
+      <w:r>
+        <w:t xml:space="preserve">55 (1): 10–33.</w:t>
+      </w:r>
+    </w:p>
+    <w:bookmarkEnd w:id="183"/>
+    <w:bookmarkStart w:id="184" w:name="ref-wu2024critical"/>
     <w:p>
       <w:pPr>
         <w:pStyle w:val="Bibliography"/>
       </w:pPr>
       <w:r>
-        <w:t xml:space="preserve">Xing, Wanli, Yukyeong Song, Chenglu Li, Zifeng Liu, Wangda Zhu, and Hyunju Oh. 2025.</w:t>
-      </w:r>
-      <w:r>
-        <w:t xml:space="preserve"> </w:t>
-      </w:r>
-      <w:r>
-        <w:t xml:space="preserve">“Development of a Generative AI-Powered Teachable Agent for Middle School Mathematics Learning: A Design-Based Research Study.”</w:t>
+        <w:t xml:space="preserve">Wu, Yi. 2024.</w:t>
+      </w:r>
+      <w:r>
+        <w:t xml:space="preserve"> </w:t>
+      </w:r>
+      <w:r>
+        <w:t xml:space="preserve">“Critical Thinking Pedagogics Design in an Era of ChatGPT and Other AI Tools—Shifting from Teaching</w:t>
+      </w:r>
+      <w:r>
+        <w:t xml:space="preserve"> </w:t>
+      </w:r>
+      <w:r>
+        <w:t xml:space="preserve">‘What’</w:t>
+      </w:r>
+      <w:r>
+        <w:t xml:space="preserve"> </w:t>
+      </w:r>
+      <w:r>
+        <w:t xml:space="preserve">to Teaching</w:t>
+      </w:r>
+      <w:r>
+        <w:t xml:space="preserve"> </w:t>
+      </w:r>
+      <w:r>
+        <w:t xml:space="preserve">‘Why’</w:t>
+      </w:r>
+      <w:r>
+        <w:t xml:space="preserve"> </w:t>
+      </w:r>
+      <w:r>
+        <w:t xml:space="preserve">and</w:t>
+      </w:r>
+      <w:r>
+        <w:t xml:space="preserve"> </w:t>
+      </w:r>
+      <w:r>
+        <w:t xml:space="preserve">‘How’</w:t>
+      </w:r>
+      <w:r>
+        <w:t xml:space="preserve">.”</w:t>
       </w:r>
       <w:r>
         <w:t xml:space="preserve"> </w:t>
@@ -9565,26 +9735,29 @@
           <w:i/>
           <w:iCs/>
         </w:rPr>
-        <w:t xml:space="preserve">British Journal of Educational Technology</w:t>
-      </w:r>
-      <w:r>
-        <w:t xml:space="preserve">.</w:t>
-      </w:r>
-    </w:p>
-    <w:bookmarkEnd w:id="181"/>
-    <w:bookmarkStart w:id="182" w:name="ref-yan2024promises"/>
+        <w:t xml:space="preserve">Journal of Education and Development</w:t>
+      </w:r>
+      <w:r>
+        <w:t xml:space="preserve"> </w:t>
+      </w:r>
+      <w:r>
+        <w:t xml:space="preserve">8 (1): 1.</w:t>
+      </w:r>
+    </w:p>
+    <w:bookmarkEnd w:id="184"/>
+    <w:bookmarkStart w:id="185" w:name="ref-xing2025development"/>
     <w:p>
       <w:pPr>
         <w:pStyle w:val="Bibliography"/>
       </w:pPr>
       <w:r>
-        <w:t xml:space="preserve">Yan, Lixiang, Samuel Greiff, Ziwen Teuber, and Dragan Gašević. 2024.</w:t>
-      </w:r>
-      <w:r>
-        <w:t xml:space="preserve"> </w:t>
-      </w:r>
-      <w:r>
-        <w:t xml:space="preserve">“Promises and Challenges of Generative Artificial Intelligence for Human Learning.”</w:t>
+        <w:t xml:space="preserve">Xing, Wanli, Yukyeong Song, Chenglu Li, Zifeng Liu, Wangda Zhu, and Hyunju Oh. 2025.</w:t>
+      </w:r>
+      <w:r>
+        <w:t xml:space="preserve"> </w:t>
+      </w:r>
+      <w:r>
+        <w:t xml:space="preserve">“Development of a Generative AI-Powered Teachable Agent for Middle School Mathematics Learning: A Design-Based Research Study.”</w:t>
       </w:r>
       <w:r>
         <w:t xml:space="preserve"> </w:t>
@@ -9594,29 +9767,26 @@
           <w:i/>
           <w:iCs/>
         </w:rPr>
-        <w:t xml:space="preserve">Nature Human Behaviour</w:t>
-      </w:r>
-      <w:r>
-        <w:t xml:space="preserve"> </w:t>
-      </w:r>
-      <w:r>
-        <w:t xml:space="preserve">8 (10): 1839–50.</w:t>
-      </w:r>
-    </w:p>
-    <w:bookmarkEnd w:id="182"/>
-    <w:bookmarkStart w:id="183" w:name="ref-yan2024practical"/>
+        <w:t xml:space="preserve">British Journal of Educational Technology</w:t>
+      </w:r>
+      <w:r>
+        <w:t xml:space="preserve">.</w:t>
+      </w:r>
+    </w:p>
+    <w:bookmarkEnd w:id="185"/>
+    <w:bookmarkStart w:id="186" w:name="ref-yan2024promises"/>
     <w:p>
       <w:pPr>
         <w:pStyle w:val="Bibliography"/>
       </w:pPr>
       <w:r>
-        <w:t xml:space="preserve">Yan, Lixiang, Lele Sha, Linxuan Zhao, Yuheng Li, Roberto Martinez-Maldonado, Guanliang Chen, Xinyu Li, Yueqiao Jin, and Dragan Gašević. 2024.</w:t>
-      </w:r>
-      <w:r>
-        <w:t xml:space="preserve"> </w:t>
-      </w:r>
-      <w:r>
-        <w:t xml:space="preserve">“Practical and Ethical Challenges of Large Language Models in Education: A Systematic Scoping Review.”</w:t>
+        <w:t xml:space="preserve">Yan, Lixiang, Samuel Greiff, Ziwen Teuber, and Dragan Gašević. 2024.</w:t>
+      </w:r>
+      <w:r>
+        <w:t xml:space="preserve"> </w:t>
+      </w:r>
+      <w:r>
+        <w:t xml:space="preserve">“Promises and Challenges of Generative Artificial Intelligence for Human Learning.”</w:t>
       </w:r>
       <w:r>
         <w:t xml:space="preserve"> </w:t>
@@ -9626,29 +9796,29 @@
           <w:i/>
           <w:iCs/>
         </w:rPr>
-        <w:t xml:space="preserve">British Journal of Educational Technology</w:t>
-      </w:r>
-      <w:r>
-        <w:t xml:space="preserve"> </w:t>
-      </w:r>
-      <w:r>
-        <w:t xml:space="preserve">55 (1): 90–112.</w:t>
-      </w:r>
-    </w:p>
-    <w:bookmarkEnd w:id="183"/>
-    <w:bookmarkStart w:id="184" w:name="ref-yusuf2024generative"/>
+        <w:t xml:space="preserve">Nature Human Behaviour</w:t>
+      </w:r>
+      <w:r>
+        <w:t xml:space="preserve"> </w:t>
+      </w:r>
+      <w:r>
+        <w:t xml:space="preserve">8 (10): 1839–50.</w:t>
+      </w:r>
+    </w:p>
+    <w:bookmarkEnd w:id="186"/>
+    <w:bookmarkStart w:id="187" w:name="ref-yan2024practical"/>
     <w:p>
       <w:pPr>
         <w:pStyle w:val="Bibliography"/>
       </w:pPr>
       <w:r>
-        <w:t xml:space="preserve">Yusuf, Abdullahi, Nasrin Pervin, and Marcos Román-González. 2024.</w:t>
-      </w:r>
-      <w:r>
-        <w:t xml:space="preserve"> </w:t>
-      </w:r>
-      <w:r>
-        <w:t xml:space="preserve">“Generative AI and the Future of Higher Education: A Threat to Academic Integrity or Reformation? Evidence from Multicultural Perspectives.”</w:t>
+        <w:t xml:space="preserve">Yan, Lixiang, Lele Sha, Linxuan Zhao, Yuheng Li, Roberto Martinez-Maldonado, Guanliang Chen, Xinyu Li, Yueqiao Jin, and Dragan Gašević. 2024.</w:t>
+      </w:r>
+      <w:r>
+        <w:t xml:space="preserve"> </w:t>
+      </w:r>
+      <w:r>
+        <w:t xml:space="preserve">“Practical and Ethical Challenges of Large Language Models in Education: A Systematic Scoping Review.”</w:t>
       </w:r>
       <w:r>
         <w:t xml:space="preserve"> </w:t>
@@ -9658,29 +9828,29 @@
           <w:i/>
           <w:iCs/>
         </w:rPr>
-        <w:t xml:space="preserve">International Journal of Educational Technology in Higher Education</w:t>
-      </w:r>
-      <w:r>
-        <w:t xml:space="preserve"> </w:t>
-      </w:r>
-      <w:r>
-        <w:t xml:space="preserve">21 (1): 21.</w:t>
-      </w:r>
-    </w:p>
-    <w:bookmarkEnd w:id="184"/>
-    <w:bookmarkStart w:id="185" w:name="ref-zhai2024effects"/>
+        <w:t xml:space="preserve">British Journal of Educational Technology</w:t>
+      </w:r>
+      <w:r>
+        <w:t xml:space="preserve"> </w:t>
+      </w:r>
+      <w:r>
+        <w:t xml:space="preserve">55 (1): 90–112.</w:t>
+      </w:r>
+    </w:p>
+    <w:bookmarkEnd w:id="187"/>
+    <w:bookmarkStart w:id="188" w:name="ref-yusuf2024generative"/>
     <w:p>
       <w:pPr>
         <w:pStyle w:val="Bibliography"/>
       </w:pPr>
       <w:r>
-        <w:t xml:space="preserve">Zhai, Chunpeng, Santoso Wibowo, and Lily D Li. 2024.</w:t>
-      </w:r>
-      <w:r>
-        <w:t xml:space="preserve"> </w:t>
-      </w:r>
-      <w:r>
-        <w:t xml:space="preserve">“The Effects of over-Reliance on AI Dialogue Systems on Students’ Cognitive Abilities: A Systematic Review.”</w:t>
+        <w:t xml:space="preserve">Yusuf, Abdullahi, Nasrin Pervin, and Marcos Román-González. 2024.</w:t>
+      </w:r>
+      <w:r>
+        <w:t xml:space="preserve"> </w:t>
+      </w:r>
+      <w:r>
+        <w:t xml:space="preserve">“Generative AI and the Future of Higher Education: A Threat to Academic Integrity or Reformation? Evidence from Multicultural Perspectives.”</w:t>
       </w:r>
       <w:r>
         <w:t xml:space="preserve"> </w:t>
@@ -9690,6 +9860,38 @@
           <w:i/>
           <w:iCs/>
         </w:rPr>
+        <w:t xml:space="preserve">International Journal of Educational Technology in Higher Education</w:t>
+      </w:r>
+      <w:r>
+        <w:t xml:space="preserve"> </w:t>
+      </w:r>
+      <w:r>
+        <w:t xml:space="preserve">21 (1): 21.</w:t>
+      </w:r>
+    </w:p>
+    <w:bookmarkEnd w:id="188"/>
+    <w:bookmarkStart w:id="189" w:name="ref-zhai2024effects"/>
+    <w:p>
+      <w:pPr>
+        <w:pStyle w:val="Bibliography"/>
+      </w:pPr>
+      <w:r>
+        <w:t xml:space="preserve">Zhai, Chunpeng, Santoso Wibowo, and Lily D Li. 2024.</w:t>
+      </w:r>
+      <w:r>
+        <w:t xml:space="preserve"> </w:t>
+      </w:r>
+      <w:r>
+        <w:t xml:space="preserve">“The Effects of over-Reliance on AI Dialogue Systems on Students’ Cognitive Abilities: A Systematic Review.”</w:t>
+      </w:r>
+      <w:r>
+        <w:t xml:space="preserve"> </w:t>
+      </w:r>
+      <w:r>
+        <w:rPr>
+          <w:i/>
+          <w:iCs/>
+        </w:rPr>
         <w:t xml:space="preserve">Smart Learning Environments</w:t>
       </w:r>
       <w:r>
@@ -9699,10 +9901,10 @@
         <w:t xml:space="preserve">11 (1): 28.</w:t>
       </w:r>
     </w:p>
-    <w:bookmarkEnd w:id="185"/>
-    <w:bookmarkEnd w:id="186"/>
-    <w:bookmarkEnd w:id="187"/>
-    <w:bookmarkStart w:id="191" w:name="supporting-information"/>
+    <w:bookmarkEnd w:id="189"/>
+    <w:bookmarkEnd w:id="190"/>
+    <w:bookmarkEnd w:id="191"/>
+    <w:bookmarkStart w:id="195" w:name="supporting-information"/>
     <w:p>
       <w:pPr>
         <w:pStyle w:val="Heading1"/>
@@ -9720,7 +9922,7 @@
         <w:t xml:space="preserve">Supporting Information</w:t>
       </w:r>
     </w:p>
-    <w:bookmarkStart w:id="189" w:name="sec:si-ai-explanation"/>
+    <w:bookmarkStart w:id="193" w:name="sec:si-ai-explanation"/>
     <w:p>
       <w:pPr>
         <w:pStyle w:val="Heading2"/>
@@ -9814,8 +10016,8 @@
       <w:pPr>
         <w:pStyle w:val="BodyText"/>
       </w:pPr>
-      <w:bookmarkStart w:id="188" w:name="tab:explanation"/>
-      <w:bookmarkEnd w:id="188"/>
+      <w:bookmarkStart w:id="192" w:name="tab:explanation"/>
+      <w:bookmarkEnd w:id="192"/>
       <w:r>
         <w:t xml:space="preserve">Table 6.1: AI’s Step-by-Step Reasoning for Estimating the Value of Coins in a Jar</w:t>
       </w:r>
@@ -9905,8 +10107,8 @@
         <w:br w:type="page"/>
       </w:r>
     </w:p>
-    <w:bookmarkEnd w:id="189"/>
-    <w:bookmarkStart w:id="190" w:name="sec:regress-confidence"/>
+    <w:bookmarkEnd w:id="193"/>
+    <w:bookmarkStart w:id="194" w:name="sec:regress-confidence"/>
     <w:p>
       <w:pPr>
         <w:pStyle w:val="Heading2"/>
@@ -10596,9 +10798,242 @@
         <w:t xml:space="preserve">.</w:t>
       </w:r>
     </w:p>
-    <w:bookmarkEnd w:id="190"/>
-    <w:bookmarkEnd w:id="191"/>
-    <w:bookmarkStart w:id="192" w:name="acknowledgements"/>
+    <w:p>
+      <w:pPr>
+        <w:pStyle w:val="BlockText"/>
+      </w:pPr>
+      <w:r>
+        <w:t xml:space="preserve">“Explanations are a central component of learning, both in everyday cognition and formal education. Research suggests that generating explanations, especially self-explaining, can be more effective for learning and generalization than simply reading text or receiving feedback</w:t>
+      </w:r>
+      <w:r>
+        <w:t xml:space="preserve"> </w:t>
+      </w:r>
+      <w:r>
+        <w:t xml:space="preserve">(</w:t>
+      </w:r>
+      <w:hyperlink w:anchor="ref-lombrozo2006structure">
+        <w:r>
+          <w:rPr>
+            <w:rStyle w:val="Hyperlink"/>
+          </w:rPr>
+          <w:t xml:space="preserve">Lombrozo 2006</w:t>
+        </w:r>
+      </w:hyperlink>
+      <w:r>
+        <w:t xml:space="preserve">)</w:t>
+      </w:r>
+      <w:r>
+        <w:t xml:space="preserve">. In educational settings, explanations are widely used across contexts, such as classroom instruction</w:t>
+      </w:r>
+      <w:r>
+        <w:t xml:space="preserve"> </w:t>
+      </w:r>
+      <w:r>
+        <w:t xml:space="preserve">(</w:t>
+      </w:r>
+      <w:hyperlink w:anchor="ref-ma1999knowing">
+        <w:r>
+          <w:rPr>
+            <w:rStyle w:val="Hyperlink"/>
+          </w:rPr>
+          <w:t xml:space="preserve">Ma 1999</w:t>
+        </w:r>
+      </w:hyperlink>
+      <w:r>
+        <w:t xml:space="preserve">)</w:t>
+      </w:r>
+      <w:r>
+        <w:t xml:space="preserve">, tutoring</w:t>
+      </w:r>
+      <w:r>
+        <w:t xml:space="preserve"> </w:t>
+      </w:r>
+      <w:r>
+        <w:t xml:space="preserve">(</w:t>
+      </w:r>
+      <w:hyperlink w:anchor="ref-chi2001learning">
+        <w:r>
+          <w:rPr>
+            <w:rStyle w:val="Hyperlink"/>
+          </w:rPr>
+          <w:t xml:space="preserve">Chi et al. 2001</w:t>
+        </w:r>
+      </w:hyperlink>
+      <w:r>
+        <w:t xml:space="preserve">)</w:t>
+      </w:r>
+      <w:r>
+        <w:t xml:space="preserve">, peer learning</w:t>
+      </w:r>
+      <w:r>
+        <w:t xml:space="preserve"> </w:t>
+      </w:r>
+      <w:r>
+        <w:t xml:space="preserve">(</w:t>
+      </w:r>
+      <w:hyperlink w:anchor="ref-webb1989peer">
+        <w:r>
+          <w:rPr>
+            <w:rStyle w:val="Hyperlink"/>
+          </w:rPr>
+          <w:t xml:space="preserve">Webb 1989</w:t>
+        </w:r>
+      </w:hyperlink>
+      <w:r>
+        <w:t xml:space="preserve">)</w:t>
+      </w:r>
+      <w:r>
+        <w:t xml:space="preserve">, and learning from texts</w:t>
+      </w:r>
+      <w:r>
+        <w:t xml:space="preserve"> </w:t>
+      </w:r>
+      <w:r>
+        <w:t xml:space="preserve">(</w:t>
+      </w:r>
+      <w:hyperlink w:anchor="ref-goldman2004constructing">
+        <w:r>
+          <w:rPr>
+            <w:rStyle w:val="Hyperlink"/>
+          </w:rPr>
+          <w:t xml:space="preserve">Goldman 2004</w:t>
+        </w:r>
+      </w:hyperlink>
+      <w:r>
+        <w:t xml:space="preserve">)</w:t>
+      </w:r>
+      <w:r>
+        <w:t xml:space="preserve">, but their effectiveness depends heavily on how they align with learners’ prior knowledge, focus on conceptual understanding over rote procedures, support active learning, and do not replace the learner’s own knowledge construction</w:t>
+      </w:r>
+      <w:r>
+        <w:t xml:space="preserve"> </w:t>
+      </w:r>
+      <w:r>
+        <w:t xml:space="preserve">(</w:t>
+      </w:r>
+      <w:hyperlink w:anchor="ref-wittwer2008instructional">
+        <w:r>
+          <w:rPr>
+            <w:rStyle w:val="Hyperlink"/>
+          </w:rPr>
+          <w:t xml:space="preserve">Wittwer and Renkl 2008</w:t>
+        </w:r>
+      </w:hyperlink>
+      <w:r>
+        <w:t xml:space="preserve">)</w:t>
+      </w:r>
+      <w:r>
+        <w:t xml:space="preserve">.”</w:t>
+      </w:r>
+    </w:p>
+    <w:p>
+      <w:pPr>
+        <w:pStyle w:val="BlockText"/>
+      </w:pPr>
+      <w:r>
+        <w:t xml:space="preserve">“AI-generated explanations, however, often fall short on these dimensions: they may not adapt to individual knowledge levels, ignore learner agency, and risk fostering overreliance due to the opaque,”</w:t>
+      </w:r>
+      <w:r>
+        <w:t xml:space="preserve">black-box” nature of models, potentially spreading misinformation or suppressing critical thinking</w:t>
+      </w:r>
+      <w:r>
+        <w:t xml:space="preserve"> </w:t>
+      </w:r>
+      <w:r>
+        <w:t xml:space="preserve">(</w:t>
+      </w:r>
+      <w:hyperlink w:anchor="ref-rudin2022interpretable">
+        <w:r>
+          <w:rPr>
+            <w:rStyle w:val="Hyperlink"/>
+          </w:rPr>
+          <w:t xml:space="preserve">Rudin et al. 2022</w:t>
+        </w:r>
+      </w:hyperlink>
+      <w:r>
+        <w:t xml:space="preserve">)</w:t>
+      </w:r>
+      <w:r>
+        <w:t xml:space="preserve">. Nonetheless, chatbots offer a unique opportunity for adaptivity, allowing learners to engage in Socratic dialogue and refine their understanding through follow-up questions</w:t>
+      </w:r>
+      <w:r>
+        <w:t xml:space="preserve"> </w:t>
+      </w:r>
+      <w:r>
+        <w:t xml:space="preserve">(</w:t>
+      </w:r>
+      <w:hyperlink w:anchor="ref-yan2024promises">
+        <w:r>
+          <w:rPr>
+            <w:rStyle w:val="Hyperlink"/>
+          </w:rPr>
+          <w:t xml:space="preserve">Yan, Greiff, et al. 2024</w:t>
+        </w:r>
+      </w:hyperlink>
+      <w:r>
+        <w:t xml:space="preserve">)</w:t>
+      </w:r>
+      <w:r>
+        <w:t xml:space="preserve">. Our study explores this duality by first examining the impact of non-adaptive AI explanations and then testing whether adaptive, Socratic-style interactions better support learning compared to traditional classroom explanations.”</w:t>
+      </w:r>
+    </w:p>
+    <w:p>
+      <w:pPr>
+        <w:pStyle w:val="BlockText"/>
+      </w:pPr>
+      <w:r>
+        <w:t xml:space="preserve">“Building on this, adaptive learning via AI chatbots can be conceptualized as a form of</w:t>
+      </w:r>
+      <w:r>
+        <w:t xml:space="preserve"> </w:t>
+      </w:r>
+      <w:r>
+        <w:rPr>
+          <w:i/>
+          <w:iCs/>
+        </w:rPr>
+        <w:t xml:space="preserve">collaborative learning</w:t>
+      </w:r>
+      <w:r>
+        <w:t xml:space="preserve"> </w:t>
+      </w:r>
+      <w:r>
+        <w:t xml:space="preserve">between the student and the AI tutor</w:t>
+      </w:r>
+      <w:r>
+        <w:t xml:space="preserve"> </w:t>
+      </w:r>
+      <w:r>
+        <w:t xml:space="preserve">(</w:t>
+      </w:r>
+      <w:hyperlink w:anchor="ref-dillenbourg1999you">
+        <w:r>
+          <w:rPr>
+            <w:rStyle w:val="Hyperlink"/>
+          </w:rPr>
+          <w:t xml:space="preserve">Dillenbourg 1999</w:t>
+        </w:r>
+      </w:hyperlink>
+      <w:r>
+        <w:t xml:space="preserve">)</w:t>
+      </w:r>
+      <w:r>
+        <w:t xml:space="preserve">. Collaboration, as defined by Dillenbourg, encompasses four aspects: the learning situation, the nature of interactions, the underlying cognitive mechanisms, and the outcomes for learners. In this study, we focus on the second aspect—</w:t>
+      </w:r>
+      <w:r>
+        <w:rPr>
+          <w:i/>
+          <w:iCs/>
+        </w:rPr>
+        <w:t xml:space="preserve">the interactions</w:t>
+      </w:r>
+      <w:r>
+        <w:t xml:space="preserve">—to investigate how different dialogic strategies employed by a LLM shape students’ learning experiences and perceptions. By framing the AI-student exchange as a collaborative process, we aim to understand how the structure and responsiveness of chatbot explanations, especially those modeled on Socratic questioning, can promote deeper engagement, conceptual understanding, and critical reflection compared to more static or directive approaches.”</w:t>
+      </w:r>
+    </w:p>
+    <w:bookmarkEnd w:id="194"/>
+    <w:bookmarkEnd w:id="195"/>
+    <w:bookmarkStart w:id="196" w:name="acknowledgements"/>
     <w:p>
       <w:pPr>
         <w:pStyle w:val="Heading1"/>
@@ -10624,8 +11059,8 @@
         <w:t xml:space="preserve">The contents of this publication do not necessarily reflect the position or opinion of the European Commission or Joint Research Centre. We thank Lucas Bagnari de Seabra and the colleagues in the JRC, especially those in the Digital Economy unit for their support and generous collaboration. Special thanks for the Data Privacy Coordinator of the JRC, who helped us with the data privacy statement, ensuring the highest safeguard to the students participating in the study. Many thanks go to the schools, including their leadership teams, parents and pupils who participated in the study. All errors are our own.</w:t>
       </w:r>
     </w:p>
-    <w:bookmarkEnd w:id="192"/>
-    <w:bookmarkStart w:id="198" w:name="statements-and-declarations"/>
+    <w:bookmarkEnd w:id="196"/>
+    <w:bookmarkStart w:id="202" w:name="statements-and-declarations"/>
     <w:p>
       <w:pPr>
         <w:pStyle w:val="Heading1"/>
@@ -10643,7 +11078,7 @@
         <w:t xml:space="preserve">Statements and Declarations</w:t>
       </w:r>
     </w:p>
-    <w:bookmarkStart w:id="193" w:name="data-availability"/>
+    <w:bookmarkStart w:id="197" w:name="data-availability"/>
     <w:p>
       <w:pPr>
         <w:pStyle w:val="Heading2"/>
@@ -10669,8 +11104,8 @@
         <w:t xml:space="preserve">The data that support the findings of this study are available in the following open data repository [DOI available upon publication]. All relevant data have been anonymized to comply with ethical guidelines and institutional policies.</w:t>
       </w:r>
     </w:p>
-    <w:bookmarkEnd w:id="193"/>
-    <w:bookmarkStart w:id="194" w:name="ethical-approval"/>
+    <w:bookmarkEnd w:id="197"/>
+    <w:bookmarkStart w:id="198" w:name="ethical-approval"/>
     <w:p>
       <w:pPr>
         <w:pStyle w:val="Heading2"/>
@@ -10696,8 +11131,8 @@
         <w:t xml:space="preserve">This study was conducted in accordance with the ethical standards and guidelines of the European Commission. Ethical approval was obtained from the European Commission’s Ethical Review Board prior to the commencement of the research. Approval reference number: 32530 / Ares(2023)3278765. All procedures involving human participants/data complied with the relevant institutional and European ethical regulations. Clearance received on May 17, 2023.</w:t>
       </w:r>
     </w:p>
-    <w:bookmarkEnd w:id="194"/>
-    <w:bookmarkStart w:id="195" w:name="informed-consent-for-participation"/>
+    <w:bookmarkEnd w:id="198"/>
+    <w:bookmarkStart w:id="199" w:name="informed-consent-for-participation"/>
     <w:p>
       <w:pPr>
         <w:pStyle w:val="Heading2"/>
@@ -10900,8 +11335,8 @@
         <w:t xml:space="preserve">If you would like to exercise your rights under Regulation (EU) 2018/1725, or if you have comments, questions or concerns, or if you would like to submit a complaint regarding the collection and use of your personal data, please feel free to contact the Data Controller at: EMAIL</w:t>
       </w:r>
     </w:p>
-    <w:bookmarkEnd w:id="195"/>
-    <w:bookmarkStart w:id="196" w:name="competing-interests"/>
+    <w:bookmarkEnd w:id="199"/>
+    <w:bookmarkStart w:id="200" w:name="competing-interests"/>
     <w:p>
       <w:pPr>
         <w:pStyle w:val="Heading2"/>
@@ -10927,8 +11362,8 @@
         <w:t xml:space="preserve">The authors declare no competing interests directly or indirectly related to the work submitted for publication.</w:t>
       </w:r>
     </w:p>
-    <w:bookmarkEnd w:id="196"/>
-    <w:bookmarkStart w:id="197" w:name="X071796dd6bc546c91e96cca1cf5ff96599de61f"/>
+    <w:bookmarkEnd w:id="200"/>
+    <w:bookmarkStart w:id="201" w:name="X071796dd6bc546c91e96cca1cf5ff96599de61f"/>
     <w:p>
       <w:pPr>
         <w:pStyle w:val="Heading2"/>
@@ -10954,9 +11389,9 @@
         <w:t xml:space="preserve">During the preparation of this work the author(s) used Grammarly, ChatGPT in order to improve the readability and language of the manuscript. After using this tool/service, the author(s) reviewed and edited the content as needed and take(s) full responsibility for the content of the published article.</w:t>
       </w:r>
     </w:p>
-    <w:bookmarkEnd w:id="197"/>
-    <w:bookmarkEnd w:id="198"/>
-    <w:bookmarkStart w:id="208" w:name="examples-of-student-ai-interactions"/>
+    <w:bookmarkEnd w:id="201"/>
+    <w:bookmarkEnd w:id="202"/>
+    <w:bookmarkStart w:id="212" w:name="examples-of-student-ai-interactions"/>
     <w:p>
       <w:pPr>
         <w:pStyle w:val="Heading1"/>
@@ -10974,7 +11409,7 @@
         <w:t xml:space="preserve">Examples of Student-AI Interactions</w:t>
       </w:r>
     </w:p>
-    <w:bookmarkStart w:id="201" w:name="estimation-task"/>
+    <w:bookmarkStart w:id="205" w:name="estimation-task"/>
     <w:p>
       <w:pPr>
         <w:pStyle w:val="Heading2"/>
@@ -11007,7 +11442,7 @@
         <w:t xml:space="preserve">: How much water in litres do students consume at our school each week? Interact with the AI tutor at the bottom of this page before answering.</w:t>
       </w:r>
     </w:p>
-    <w:bookmarkStart w:id="199" w:name="non-socratic-approach"/>
+    <w:bookmarkStart w:id="203" w:name="non-socratic-approach"/>
     <w:p>
       <w:pPr>
         <w:pStyle w:val="Heading3"/>
@@ -11085,8 +11520,8 @@
         <w:t xml:space="preserve">: If we use the same estimation as before, where each student drinks an average of 1 litre of water per day, then a school with 5,000 students would consume 25,000 litres of water in a 5-day week just for drinking. However, this is a rough estimate and does not include water used for other purposes like cleaning, cooking, or facilities like bathrooms and gyms. The actual amount could be much higher. It’s also important to note that promoting good hydration is essential for health and learning, so schools should encourage students to drink enough water each day.</w:t>
       </w:r>
     </w:p>
-    <w:bookmarkEnd w:id="199"/>
-    <w:bookmarkStart w:id="200" w:name="socratic-approach"/>
+    <w:bookmarkEnd w:id="203"/>
+    <w:bookmarkStart w:id="204" w:name="socratic-approach"/>
     <w:p>
       <w:pPr>
         <w:pStyle w:val="Heading3"/>
@@ -11314,9 +11749,9 @@
         <w:t xml:space="preserve">: That’s correct! If each of the 200 students consumes 2 litres of water per day for 4 days a week, that would indeed total to 1600 litres of water consumed at your school each week. Well done!</w:t>
       </w:r>
     </w:p>
-    <w:bookmarkEnd w:id="200"/>
-    <w:bookmarkEnd w:id="201"/>
-    <w:bookmarkStart w:id="204" w:name="scientific-question"/>
+    <w:bookmarkEnd w:id="204"/>
+    <w:bookmarkEnd w:id="205"/>
+    <w:bookmarkStart w:id="208" w:name="scientific-question"/>
     <w:p>
       <w:pPr>
         <w:pStyle w:val="Heading2"/>
@@ -11417,7 +11852,7 @@
         <w:t xml:space="preserve">Now, interact with the AI tutor at the bottom of this page before answering. [SOCRATIC / NON-SOCRATIC] [Repeat question 21.]</w:t>
       </w:r>
     </w:p>
-    <w:bookmarkStart w:id="202" w:name="non-socratic-approach-1"/>
+    <w:bookmarkStart w:id="206" w:name="non-socratic-approach-1"/>
     <w:p>
       <w:pPr>
         <w:pStyle w:val="Heading3"/>
@@ -11465,8 +11900,8 @@
         <w:t xml:space="preserve">: Sound actually travels faster in water than it does in air. This is because water has a higher density and elasticity than air, which allows sound waves to travel more quickly. In air, sound travels at about 343 meters per second, while in water, it travels at approximately 1,500 meters per second.</w:t>
       </w:r>
     </w:p>
-    <w:bookmarkEnd w:id="202"/>
-    <w:bookmarkStart w:id="203" w:name="socratic-appraoch"/>
+    <w:bookmarkEnd w:id="206"/>
+    <w:bookmarkStart w:id="207" w:name="socratic-appraoch"/>
     <w:p>
       <w:pPr>
         <w:pStyle w:val="Heading3"/>
@@ -11544,9 +11979,9 @@
         <w:t xml:space="preserve">: That’s a great start! Density is indeed a factor. Sound waves travel through the vibration of atoms and molecules in a medium. In water, the molecules are much closer together than they are in air, which allows the vibrations to be transferred between them more quickly. But there’s another property of water that also affects the speed of sound. Can you think of what that might be?</w:t>
       </w:r>
     </w:p>
-    <w:bookmarkEnd w:id="203"/>
-    <w:bookmarkEnd w:id="204"/>
-    <w:bookmarkStart w:id="207" w:name="the-effect-of-social-media-on-students"/>
+    <w:bookmarkEnd w:id="207"/>
+    <w:bookmarkEnd w:id="208"/>
+    <w:bookmarkStart w:id="211" w:name="the-effect-of-social-media-on-students"/>
     <w:p>
       <w:pPr>
         <w:pStyle w:val="Heading2"/>
@@ -11582,7 +12017,7 @@
         <w:t xml:space="preserve">Experts say that social media can have either a positive or a negative impact on students’ well-being. What is your opinion about the effect of social media on teenagers? […] Now, interact with the AI tutor at the bottom of this page before answering.</w:t>
       </w:r>
     </w:p>
-    <w:bookmarkStart w:id="205" w:name="non-socratic"/>
+    <w:bookmarkStart w:id="209" w:name="non-socratic"/>
     <w:p>
       <w:pPr>
         <w:pStyle w:val="Heading3"/>
@@ -11675,8 +12110,8 @@
         <w:t xml:space="preserve">: thanks</w:t>
       </w:r>
     </w:p>
-    <w:bookmarkEnd w:id="205"/>
-    <w:bookmarkStart w:id="206" w:name="socratic-approach-1"/>
+    <w:bookmarkEnd w:id="209"/>
+    <w:bookmarkStart w:id="210" w:name="socratic-approach-1"/>
     <w:p>
       <w:pPr>
         <w:pStyle w:val="Heading3"/>
@@ -11789,10 +12224,10 @@
         <w:br w:type="page"/>
       </w:r>
     </w:p>
-    <w:bookmarkEnd w:id="206"/>
-    <w:bookmarkEnd w:id="207"/>
-    <w:bookmarkEnd w:id="208"/>
-    <w:bookmarkStart w:id="209" w:name="sec:questionnaire"/>
+    <w:bookmarkEnd w:id="210"/>
+    <w:bookmarkEnd w:id="211"/>
+    <w:bookmarkEnd w:id="212"/>
+    <w:bookmarkStart w:id="213" w:name="sec:questionnaire"/>
     <w:p>
       <w:pPr>
         <w:pStyle w:val="Heading1"/>
@@ -13267,7 +13702,7 @@
         <w:t xml:space="preserve">In your opinion, how many of your classmates are using ChatGPT for homework?</w:t>
       </w:r>
     </w:p>
-    <w:bookmarkEnd w:id="209"/>
+    <w:bookmarkEnd w:id="213"/>
     <w:sectPr/>
   </w:body>
 </w:document>
